--- a/docs/02_행사포스터_문구.docx
+++ b/docs/02_행사포스터_문구.docx
@@ -11,7 +11,7 @@
         <w:rPr>
           <w:b w:val="0"/>
         </w:rPr>
-        <w:t>교회 행사 포스터 제작 문구 및 가이드</w:t>
+        <w:t>교회 행사 포스터 문구 및 제작 가이드</w:t>
       </w:r>
     </w:p>
     <w:p>
@@ -22,281 +22,111 @@
         <w:rPr>
           <w:b w:val="0"/>
         </w:rPr>
-        <w:t>1. 포스터 필수 삽입 정보 양식</w:t>
+        <w:t>1. 포스터 필수 포함 항목</w:t>
       </w:r>
     </w:p>
     <w:p>
+      <w:pPr>
+        <w:pStyle w:val="ListBullet"/>
+      </w:pPr>
+      <w:r>
+        <w:rPr>
+          <w:b/>
+        </w:rPr>
+        <w:t>메인 타이틀(큰 제목):</w:t>
+      </w:r>
       <w:r>
         <w:rPr>
           <w:b w:val="0"/>
         </w:rPr>
-        <w:t>모든 포스터에는 아래 정보가 반드시 포함되어야 합니다. 디자인 시 아래 표의 내용을 참고하여 누락 없이 작성하십시오.</w:t>
+        <w:t xml:space="preserve"> 행사의 성격이 한눈에 들어오는 핵심 문구</w:t>
       </w:r>
     </w:p>
-    <w:tbl>
-      <w:tblPr>
-        <w:tblStyle w:val="TableGrid"/>
-        <w:tblW w:type="auto" w:w="0"/>
-        <w:tblLook w:firstColumn="1" w:firstRow="1" w:lastColumn="0" w:lastRow="0" w:noHBand="0" w:noVBand="1" w:val="04A0"/>
-      </w:tblPr>
-      <w:tblGrid>
-        <w:gridCol w:w="4320"/>
-        <w:gridCol w:w="4320"/>
-      </w:tblGrid>
-      <w:tr>
-        <w:tc>
-          <w:tcPr>
-            <w:tcW w:type="dxa" w:w="4320"/>
-          </w:tcPr>
-          <w:p>
-            <w:r>
-              <w:rPr>
-                <w:b/>
-              </w:rPr>
-              <w:t>필수 항목</w:t>
-            </w:r>
-          </w:p>
-        </w:tc>
-        <w:tc>
-          <w:tcPr>
-            <w:tcW w:type="dxa" w:w="4320"/>
-          </w:tcPr>
-          <w:p>
-            <w:r>
-              <w:rPr>
-                <w:b/>
-              </w:rPr>
-              <w:t>기입 내용</w:t>
-            </w:r>
-          </w:p>
-        </w:tc>
-      </w:tr>
-      <w:tr>
-        <w:tc>
-          <w:tcPr>
-            <w:tcW w:type="dxa" w:w="4320"/>
-          </w:tcPr>
-          <w:p>
-            <w:r>
-              <w:rPr>
-                <w:b/>
-              </w:rPr>
-              <w:t>행사 명칭</w:t>
-            </w:r>
-          </w:p>
-        </w:tc>
-        <w:tc>
-          <w:tcPr>
-            <w:tcW w:type="dxa" w:w="4320"/>
-          </w:tcPr>
-          <w:p>
-            <w:r>
-              <w:rPr>
-                <w:b w:val="0"/>
-              </w:rPr>
-              <w:t>________</w:t>
-            </w:r>
-          </w:p>
-        </w:tc>
-      </w:tr>
-      <w:tr>
-        <w:tc>
-          <w:tcPr>
-            <w:tcW w:type="dxa" w:w="4320"/>
-          </w:tcPr>
-          <w:p>
-            <w:r>
-              <w:rPr>
-                <w:b/>
-              </w:rPr>
-              <w:t>행사 주제(성구)</w:t>
-            </w:r>
-          </w:p>
-        </w:tc>
-        <w:tc>
-          <w:tcPr>
-            <w:tcW w:type="dxa" w:w="4320"/>
-          </w:tcPr>
-          <w:p>
-            <w:r>
-              <w:rPr>
-                <w:b w:val="0"/>
-              </w:rPr>
-              <w:t>________ (예: 요한복음 3:16)</w:t>
-            </w:r>
-          </w:p>
-        </w:tc>
-      </w:tr>
-      <w:tr>
-        <w:tc>
-          <w:tcPr>
-            <w:tcW w:type="dxa" w:w="4320"/>
-          </w:tcPr>
-          <w:p>
-            <w:r>
-              <w:rPr>
-                <w:b/>
-              </w:rPr>
-              <w:t>일시</w:t>
-            </w:r>
-          </w:p>
-        </w:tc>
-        <w:tc>
-          <w:tcPr>
-            <w:tcW w:type="dxa" w:w="4320"/>
-          </w:tcPr>
-          <w:p>
-            <w:r>
-              <w:rPr>
-                <w:b w:val="0"/>
-              </w:rPr>
-              <w:t>20__년 __월 __일(요일) __:__~__:__</w:t>
-            </w:r>
-          </w:p>
-        </w:tc>
-      </w:tr>
-      <w:tr>
-        <w:tc>
-          <w:tcPr>
-            <w:tcW w:type="dxa" w:w="4320"/>
-          </w:tcPr>
-          <w:p>
-            <w:r>
-              <w:rPr>
-                <w:b/>
-              </w:rPr>
-              <w:t>장소</w:t>
-            </w:r>
-          </w:p>
-        </w:tc>
-        <w:tc>
-          <w:tcPr>
-            <w:tcW w:type="dxa" w:w="4320"/>
-          </w:tcPr>
-          <w:p>
-            <w:r>
-              <w:rPr>
-                <w:b w:val="0"/>
-              </w:rPr>
-              <w:t>(교회명) ________실</w:t>
-            </w:r>
-          </w:p>
-        </w:tc>
-      </w:tr>
-      <w:tr>
-        <w:tc>
-          <w:tcPr>
-            <w:tcW w:type="dxa" w:w="4320"/>
-          </w:tcPr>
-          <w:p>
-            <w:r>
-              <w:rPr>
-                <w:b/>
-              </w:rPr>
-              <w:t>참석 대상</w:t>
-            </w:r>
-          </w:p>
-        </w:tc>
-        <w:tc>
-          <w:tcPr>
-            <w:tcW w:type="dxa" w:w="4320"/>
-          </w:tcPr>
-          <w:p>
-            <w:r>
-              <w:rPr>
-                <w:b w:val="0"/>
-              </w:rPr>
-              <w:t>________ (예: 유치부~초등부 전체)</w:t>
-            </w:r>
-          </w:p>
-        </w:tc>
-      </w:tr>
-      <w:tr>
-        <w:tc>
-          <w:tcPr>
-            <w:tcW w:type="dxa" w:w="4320"/>
-          </w:tcPr>
-          <w:p>
-            <w:r>
-              <w:rPr>
-                <w:b/>
-              </w:rPr>
-              <w:t>준비물/회비</w:t>
-            </w:r>
-          </w:p>
-        </w:tc>
-        <w:tc>
-          <w:tcPr>
-            <w:tcW w:type="dxa" w:w="4320"/>
-          </w:tcPr>
-          <w:p>
-            <w:r>
-              <w:rPr>
-                <w:b w:val="0"/>
-              </w:rPr>
-              <w:t>________</w:t>
-            </w:r>
-          </w:p>
-        </w:tc>
-      </w:tr>
-      <w:tr>
-        <w:tc>
-          <w:tcPr>
-            <w:tcW w:type="dxa" w:w="4320"/>
-          </w:tcPr>
-          <w:p>
-            <w:r>
-              <w:rPr>
-                <w:b/>
-              </w:rPr>
-              <w:t>문의처</w:t>
-            </w:r>
-          </w:p>
-        </w:tc>
-        <w:tc>
-          <w:tcPr>
-            <w:tcW w:type="dxa" w:w="4320"/>
-          </w:tcPr>
-          <w:p>
-            <w:r>
-              <w:rPr>
-                <w:b w:val="0"/>
-              </w:rPr>
-              <w:t>담당자 이름: ________ / 연락처: ________</w:t>
-            </w:r>
-          </w:p>
-        </w:tc>
-      </w:tr>
-      <w:tr>
-        <w:tc>
-          <w:tcPr>
-            <w:tcW w:type="dxa" w:w="4320"/>
-          </w:tcPr>
-          <w:p>
-            <w:r>
-              <w:rPr>
-                <w:b/>
-              </w:rPr>
-              <w:t>신청 마감</w:t>
-            </w:r>
-          </w:p>
-        </w:tc>
-        <w:tc>
-          <w:tcPr>
-            <w:tcW w:type="dxa" w:w="4320"/>
-          </w:tcPr>
-          <w:p>
-            <w:r>
-              <w:rPr>
-                <w:b w:val="0"/>
-              </w:rPr>
-              <w:t>________ 까지 (필요 시)</w:t>
-            </w:r>
-          </w:p>
-        </w:tc>
-      </w:tr>
-    </w:tbl>
-    <w:p/>
+    <w:p>
+      <w:pPr>
+        <w:pStyle w:val="ListBullet"/>
+      </w:pPr>
+      <w:r>
+        <w:rPr>
+          <w:b/>
+        </w:rPr>
+        <w:t>서브 타이틀(부제):</w:t>
+      </w:r>
+      <w:r>
+        <w:rPr>
+          <w:b w:val="0"/>
+        </w:rPr>
+        <w:t xml:space="preserve"> 주제 말씀 또는 행사의 목적 (한 줄 요약)</w:t>
+      </w:r>
+    </w:p>
+    <w:p>
+      <w:pPr>
+        <w:pStyle w:val="ListBullet"/>
+      </w:pPr>
+      <w:r>
+        <w:rPr>
+          <w:b/>
+        </w:rPr>
+        <w:t>일시:</w:t>
+      </w:r>
+      <w:r>
+        <w:rPr>
+          <w:b w:val="0"/>
+        </w:rPr>
+        <w:t xml:space="preserve"> 년/월/일/요일/시간 (예: 2026. 08. 15(토) ~ 16(주일))</w:t>
+      </w:r>
+    </w:p>
+    <w:p>
+      <w:pPr>
+        <w:pStyle w:val="ListBullet"/>
+      </w:pPr>
+      <w:r>
+        <w:rPr>
+          <w:b/>
+        </w:rPr>
+        <w:t>장소:</w:t>
+      </w:r>
+      <w:r>
+        <w:rPr>
+          <w:b w:val="0"/>
+        </w:rPr>
+        <w:t xml:space="preserve"> 구체적인 건물명 및 층수 (예: (교회명) 본당 및 교육관)</w:t>
+      </w:r>
+    </w:p>
+    <w:p>
+      <w:pPr>
+        <w:pStyle w:val="ListBullet"/>
+      </w:pPr>
+      <w:r>
+        <w:rPr>
+          <w:b/>
+        </w:rPr>
+        <w:t>대상:</w:t>
+      </w:r>
+      <w:r>
+        <w:rPr>
+          <w:b w:val="0"/>
+        </w:rPr>
+        <w:t xml:space="preserve"> 참여 권장 대상 (예: (부서명) 전 교인, 초청하고 싶은 이웃 등)</w:t>
+      </w:r>
+    </w:p>
+    <w:p>
+      <w:pPr>
+        <w:pStyle w:val="ListBullet"/>
+      </w:pPr>
+      <w:r>
+        <w:rPr>
+          <w:b/>
+        </w:rPr>
+        <w:t>문의:</w:t>
+      </w:r>
+      <w:r>
+        <w:rPr>
+          <w:b w:val="0"/>
+        </w:rPr>
+        <w:t xml:space="preserve"> 담당자 성함 및 연락처</w:t>
+      </w:r>
+    </w:p>
     <w:p>
       <w:pPr>
         <w:pStyle w:val="Heading2"/>
@@ -305,7 +135,7 @@
         <w:rPr>
           <w:b w:val="0"/>
         </w:rPr>
-        <w:t>2. 행사 종류별 문구 예시</w:t>
+        <w:t>2. 행사별 문구 예시</w:t>
       </w:r>
     </w:p>
     <w:p>
@@ -316,7 +146,7 @@
         <w:rPr>
           <w:b w:val="0"/>
         </w:rPr>
-        <w:t>A. 여름/겨울 수련회</w:t>
+        <w:t>[수련회/캠프]</w:t>
       </w:r>
     </w:p>
     <w:p>
@@ -327,7 +157,7 @@
         <w:rPr>
           <w:b/>
         </w:rPr>
-        <w:t>예시 1 (주제 중심)</w:t>
+        <w:t>예시 1:</w:t>
       </w:r>
     </w:p>
     <w:p>
@@ -338,7 +168,7 @@
         <w:rPr>
           <w:b w:val="0"/>
         </w:rPr>
-        <w:t>메인 타이틀: 다시, 복음 앞에 (Re:Light)</w:t>
+        <w:t>제목: 다시, 하나님께로! (부제: 2026 (부서명) 여름 수련회)</w:t>
       </w:r>
     </w:p>
     <w:p>
@@ -349,7 +179,18 @@
         <w:rPr>
           <w:b w:val="0"/>
         </w:rPr>
-        <w:t>서브 타이틀: 말씀으로 세상을 밝히는 (교회명) 여름 수련회</w:t>
+        <w:t>핵심: 멈췄던 영성을 깨우는 시간. 함께 기도합시다.</w:t>
+      </w:r>
+    </w:p>
+    <w:p>
+      <w:pPr>
+        <w:pStyle w:val="ListBullet"/>
+      </w:pPr>
+      <w:r>
+        <w:rPr>
+          <w:b/>
+        </w:rPr>
+        <w:t>예시 2:</w:t>
       </w:r>
     </w:p>
     <w:p>
@@ -360,7 +201,18 @@
         <w:rPr>
           <w:b w:val="0"/>
         </w:rPr>
-        <w:t>성구: 마태복음 5:14-16</w:t>
+        <w:t>제목: 온(ON) : 온 마음을 다해 (부제: 성령과 함께하는 여름 캠프)</w:t>
+      </w:r>
+    </w:p>
+    <w:p>
+      <w:pPr>
+        <w:pStyle w:val="ListBullet"/>
+      </w:pPr>
+      <w:r>
+        <w:rPr>
+          <w:b w:val="0"/>
+        </w:rPr>
+        <w:t>핵심: 지친 일상을 내려놓고 말씀과 찬양으로 채우는 1박 2일.</w:t>
       </w:r>
     </w:p>
     <w:p>
@@ -371,7 +223,7 @@
         <w:rPr>
           <w:b/>
         </w:rPr>
-        <w:t>예시 2 (관계/친교 강조)</w:t>
+        <w:t>예시 3:</w:t>
       </w:r>
     </w:p>
     <w:p>
@@ -382,7 +234,7 @@
         <w:rPr>
           <w:b w:val="0"/>
         </w:rPr>
-        <w:t>메인 타이틀: 우리, 함께 걷다</w:t>
+        <w:t>제목: 우리 함께, 성장 (부제: 하나님과 더 가까워지는 여름)</w:t>
       </w:r>
     </w:p>
     <w:p>
@@ -393,7 +245,29 @@
         <w:rPr>
           <w:b w:val="0"/>
         </w:rPr>
-        <w:t>서브 타이틀: 은혜 안에서 하나 되는 행복한 동행</w:t>
+        <w:t>핵심: 우리들의 신앙이 깊어지는 시간, (부서명)으로 여러분을 초대합니다.</w:t>
+      </w:r>
+    </w:p>
+    <w:p>
+      <w:pPr>
+        <w:pStyle w:val="Heading3"/>
+      </w:pPr>
+      <w:r>
+        <w:rPr>
+          <w:b w:val="0"/>
+        </w:rPr>
+        <w:t>[바자회/나눔]</w:t>
+      </w:r>
+    </w:p>
+    <w:p>
+      <w:pPr>
+        <w:pStyle w:val="ListBullet"/>
+      </w:pPr>
+      <w:r>
+        <w:rPr>
+          <w:b/>
+        </w:rPr>
+        <w:t>예시 1:</w:t>
       </w:r>
     </w:p>
     <w:p>
@@ -404,7 +278,18 @@
         <w:rPr>
           <w:b w:val="0"/>
         </w:rPr>
-        <w:t>성구: 에베소서 4:3</w:t>
+        <w:t>제목: 이웃사랑 바자회 (부제: 나누는 기쁨, 행복한 동행)</w:t>
+      </w:r>
+    </w:p>
+    <w:p>
+      <w:pPr>
+        <w:pStyle w:val="ListBullet"/>
+      </w:pPr>
+      <w:r>
+        <w:rPr>
+          <w:b w:val="0"/>
+        </w:rPr>
+        <w:t>핵심: 지역사회를 섬기는 따뜻한 나눔의 장에 초대합니다.</w:t>
       </w:r>
     </w:p>
     <w:p>
@@ -415,7 +300,7 @@
         <w:rPr>
           <w:b/>
         </w:rPr>
-        <w:t>예시 3 (도전/비전 강조)</w:t>
+        <w:t>예시 2:</w:t>
       </w:r>
     </w:p>
     <w:p>
@@ -426,7 +311,7 @@
         <w:rPr>
           <w:b w:val="0"/>
         </w:rPr>
-        <w:t>메인 타이틀: 거룩한 모험: 믿음의 발걸음</w:t>
+        <w:t>제목: 미션 마켓 (부제: 수익금 전액은 (선교지/이웃)을 위해 사용됩니다)</w:t>
       </w:r>
     </w:p>
     <w:p>
@@ -437,7 +322,18 @@
         <w:rPr>
           <w:b w:val="0"/>
         </w:rPr>
-        <w:t>서브 타이틀: 하나님이 계획하신 꿈을 향하여</w:t>
+        <w:t>핵심: 우리가 함께 모은 마음, 더 큰 사랑으로 흘려보냅니다.</w:t>
+      </w:r>
+    </w:p>
+    <w:p>
+      <w:pPr>
+        <w:pStyle w:val="ListBullet"/>
+      </w:pPr>
+      <w:r>
+        <w:rPr>
+          <w:b/>
+        </w:rPr>
+        <w:t>예시 3:</w:t>
       </w:r>
     </w:p>
     <w:p>
@@ -448,7 +344,18 @@
         <w:rPr>
           <w:b w:val="0"/>
         </w:rPr>
-        <w:t>성구: 여호수아 1:9</w:t>
+        <w:t>제목: (교회명) 나눔 축제 (부제: 먹거리, 벼룩시장, 그리고 사랑)</w:t>
+      </w:r>
+    </w:p>
+    <w:p>
+      <w:pPr>
+        <w:pStyle w:val="ListBullet"/>
+      </w:pPr>
+      <w:r>
+        <w:rPr>
+          <w:b w:val="0"/>
+        </w:rPr>
+        <w:t>핵심: 온 가족이 함께 즐기는 행복한 하루, 오셔서 자리를 빛내주세요.</w:t>
       </w:r>
     </w:p>
     <w:p>
@@ -459,7 +366,7 @@
         <w:rPr>
           <w:b w:val="0"/>
         </w:rPr>
-        <w:t>B. 사랑나눔 바자회</w:t>
+        <w:t>[전도축제/초청]</w:t>
       </w:r>
     </w:p>
     <w:p>
@@ -470,7 +377,7 @@
         <w:rPr>
           <w:b/>
         </w:rPr>
-        <w:t>예시 1 (이웃 사랑 강조)</w:t>
+        <w:t>예시 1:</w:t>
       </w:r>
     </w:p>
     <w:p>
@@ -481,7 +388,7 @@
         <w:rPr>
           <w:b w:val="0"/>
         </w:rPr>
-        <w:t>메인 타이틀: 이웃과 함께하는 사랑의 바자회</w:t>
+        <w:t>제목: 당신을 기다립니다 (부제: 새친구 초청 주일)</w:t>
       </w:r>
     </w:p>
     <w:p>
@@ -492,7 +399,18 @@
         <w:rPr>
           <w:b w:val="0"/>
         </w:rPr>
-        <w:t>서브 타이틀: 작은 나눔, 커지는 기쁨</w:t>
+        <w:t>핵심: 혼자가 아닌 우리, 함께 예배드리는 기쁨을 맛보세요.</w:t>
+      </w:r>
+    </w:p>
+    <w:p>
+      <w:pPr>
+        <w:pStyle w:val="ListBullet"/>
+      </w:pPr>
+      <w:r>
+        <w:rPr>
+          <w:b/>
+        </w:rPr>
+        <w:t>예시 2:</w:t>
       </w:r>
     </w:p>
     <w:p>
@@ -503,7 +421,18 @@
         <w:rPr>
           <w:b w:val="0"/>
         </w:rPr>
-        <w:t>성구: 사도행전 20:35</w:t>
+        <w:t>제목: 마음을 잇는 시간 (부제: (부서명) 초청 잔치)</w:t>
+      </w:r>
+    </w:p>
+    <w:p>
+      <w:pPr>
+        <w:pStyle w:val="ListBullet"/>
+      </w:pPr>
+      <w:r>
+        <w:rPr>
+          <w:b w:val="0"/>
+        </w:rPr>
+        <w:t>핵심: 따뜻한 위로와 기쁨이 있는 곳, 당신과 함께하고 싶습니다.</w:t>
       </w:r>
     </w:p>
     <w:p>
@@ -514,7 +443,7 @@
         <w:rPr>
           <w:b/>
         </w:rPr>
-        <w:t>예시 2 (선교/구제 목적 강조)</w:t>
+        <w:t>예시 3:</w:t>
       </w:r>
     </w:p>
     <w:p>
@@ -525,7 +454,7 @@
         <w:rPr>
           <w:b w:val="0"/>
         </w:rPr>
-        <w:t>메인 타이틀: [선교명]을 위한 나눔 장터</w:t>
+        <w:t>제목: 행복한 초대 (부제: 새로운 시작, 주님과 함께)</w:t>
       </w:r>
     </w:p>
     <w:p>
@@ -536,7 +465,29 @@
         <w:rPr>
           <w:b w:val="0"/>
         </w:rPr>
-        <w:t>서브 타이틀: 우리가 모은 사랑이 복음의 씨앗이 됩니다</w:t>
+        <w:t>핵심: 사랑하는 사람과 함께 손잡고 오세요. 환영합니다.</w:t>
+      </w:r>
+    </w:p>
+    <w:p>
+      <w:pPr>
+        <w:pStyle w:val="Heading3"/>
+      </w:pPr>
+      <w:r>
+        <w:rPr>
+          <w:b w:val="0"/>
+        </w:rPr>
+        <w:t>[성탄행사/축제]</w:t>
+      </w:r>
+    </w:p>
+    <w:p>
+      <w:pPr>
+        <w:pStyle w:val="ListBullet"/>
+      </w:pPr>
+      <w:r>
+        <w:rPr>
+          <w:b/>
+        </w:rPr>
+        <w:t>예시 1:</w:t>
       </w:r>
     </w:p>
     <w:p>
@@ -547,7 +498,18 @@
         <w:rPr>
           <w:b w:val="0"/>
         </w:rPr>
-        <w:t>성구: 갈라디아서 6:10</w:t>
+        <w:t>제목: 별이 빛나는 밤 (부제: 아기 예수님 탄생 축하 예배)</w:t>
+      </w:r>
+    </w:p>
+    <w:p>
+      <w:pPr>
+        <w:pStyle w:val="ListBullet"/>
+      </w:pPr>
+      <w:r>
+        <w:rPr>
+          <w:b w:val="0"/>
+        </w:rPr>
+        <w:t>핵심: 온 세상에 평화의 왕으로 오신 예수님을 노래합니다.</w:t>
       </w:r>
     </w:p>
     <w:p>
@@ -558,7 +520,7 @@
         <w:rPr>
           <w:b/>
         </w:rPr>
-        <w:t>예시 3 (축제 분위기 강조)</w:t>
+        <w:t>예시 2:</w:t>
       </w:r>
     </w:p>
     <w:p>
@@ -569,7 +531,7 @@
         <w:rPr>
           <w:b w:val="0"/>
         </w:rPr>
-        <w:t>메인 타이틀: (교회명) 오픈 마켓 &amp; 푸드 페스티벌</w:t>
+        <w:t>제목: 성탄 칸타타 &amp; 축제 (부제: 가장 낮은 곳으로 오신 사랑)</w:t>
       </w:r>
     </w:p>
     <w:p>
@@ -580,7 +542,18 @@
         <w:rPr>
           <w:b w:val="0"/>
         </w:rPr>
-        <w:t>서브 타이틀: 맛있는 음식과 따뜻한 마음이 있는 곳으로 초대합니다</w:t>
+        <w:t>핵심: 가족과 함께, 이웃과 함께하는 따뜻하고 풍성한 성탄의 밤.</w:t>
+      </w:r>
+    </w:p>
+    <w:p>
+      <w:pPr>
+        <w:pStyle w:val="ListBullet"/>
+      </w:pPr>
+      <w:r>
+        <w:rPr>
+          <w:b/>
+        </w:rPr>
+        <w:t>예시 3:</w:t>
       </w:r>
     </w:p>
     <w:p>
@@ -591,29 +564,7 @@
         <w:rPr>
           <w:b w:val="0"/>
         </w:rPr>
-        <w:t>성구: 히브리서 13:16</w:t>
-      </w:r>
-    </w:p>
-    <w:p>
-      <w:pPr>
-        <w:pStyle w:val="Heading3"/>
-      </w:pPr>
-      <w:r>
-        <w:rPr>
-          <w:b w:val="0"/>
-        </w:rPr>
-        <w:t>C. 전도 축제 (새생명 축제)</w:t>
-      </w:r>
-    </w:p>
-    <w:p>
-      <w:pPr>
-        <w:pStyle w:val="ListBullet"/>
-      </w:pPr>
-      <w:r>
-        <w:rPr>
-          <w:b/>
-        </w:rPr>
-        <w:t>예시 1 (초청 중심)</w:t>
+        <w:t>제목: Merry Christmas! (부제: 예수님 사랑을 전해요)</w:t>
       </w:r>
     </w:p>
     <w:p>
@@ -624,260 +575,7 @@
         <w:rPr>
           <w:b w:val="0"/>
         </w:rPr>
-        <w:t>메인 타이틀: 당신을 기다립니다</w:t>
-      </w:r>
-    </w:p>
-    <w:p>
-      <w:pPr>
-        <w:pStyle w:val="ListBullet"/>
-      </w:pPr>
-      <w:r>
-        <w:rPr>
-          <w:b w:val="0"/>
-        </w:rPr>
-        <w:t>서브 타이틀: 쉼과 위로가 있는 (교회명)으로의 초대</w:t>
-      </w:r>
-    </w:p>
-    <w:p>
-      <w:pPr>
-        <w:pStyle w:val="ListBullet"/>
-      </w:pPr>
-      <w:r>
-        <w:rPr>
-          <w:b w:val="0"/>
-        </w:rPr>
-        <w:t>성구: 마태복음 11:28</w:t>
-      </w:r>
-    </w:p>
-    <w:p>
-      <w:pPr>
-        <w:pStyle w:val="ListBullet"/>
-      </w:pPr>
-      <w:r>
-        <w:rPr>
-          <w:b/>
-        </w:rPr>
-        <w:t>예시 2 (복음 중심)</w:t>
-      </w:r>
-    </w:p>
-    <w:p>
-      <w:pPr>
-        <w:pStyle w:val="ListBullet"/>
-      </w:pPr>
-      <w:r>
-        <w:rPr>
-          <w:b w:val="0"/>
-        </w:rPr>
-        <w:t>메인 타이틀: 가장 아름다운 선물, 복음</w:t>
-      </w:r>
-    </w:p>
-    <w:p>
-      <w:pPr>
-        <w:pStyle w:val="ListBullet"/>
-      </w:pPr>
-      <w:r>
-        <w:rPr>
-          <w:b w:val="0"/>
-        </w:rPr>
-        <w:t>서브 타이틀: 우리 삶의 가장 기쁜 소식을 함께 나누고 싶습니다</w:t>
-      </w:r>
-    </w:p>
-    <w:p>
-      <w:pPr>
-        <w:pStyle w:val="ListBullet"/>
-      </w:pPr>
-      <w:r>
-        <w:rPr>
-          <w:b w:val="0"/>
-        </w:rPr>
-        <w:t>성구: 로마서 1:16</w:t>
-      </w:r>
-    </w:p>
-    <w:p>
-      <w:pPr>
-        <w:pStyle w:val="ListBullet"/>
-      </w:pPr>
-      <w:r>
-        <w:rPr>
-          <w:b/>
-        </w:rPr>
-        <w:t>예시 3 (관계 중심)</w:t>
-      </w:r>
-    </w:p>
-    <w:p>
-      <w:pPr>
-        <w:pStyle w:val="ListBullet"/>
-      </w:pPr>
-      <w:r>
-        <w:rPr>
-          <w:b w:val="0"/>
-        </w:rPr>
-        <w:t>메인 타이틀: 소중한 당신, 곁에 있어 감사합니다</w:t>
-      </w:r>
-    </w:p>
-    <w:p>
-      <w:pPr>
-        <w:pStyle w:val="ListBullet"/>
-      </w:pPr>
-      <w:r>
-        <w:rPr>
-          <w:b w:val="0"/>
-        </w:rPr>
-        <w:t>서브 타이틀: (교회명) 전도 축제에서 만나는 특별한 행복</w:t>
-      </w:r>
-    </w:p>
-    <w:p>
-      <w:pPr>
-        <w:pStyle w:val="ListBullet"/>
-      </w:pPr>
-      <w:r>
-        <w:rPr>
-          <w:b w:val="0"/>
-        </w:rPr>
-        <w:t>성구: 요한일서 4:11</w:t>
-      </w:r>
-    </w:p>
-    <w:p>
-      <w:pPr>
-        <w:pStyle w:val="Heading3"/>
-      </w:pPr>
-      <w:r>
-        <w:rPr>
-          <w:b w:val="0"/>
-        </w:rPr>
-        <w:t>D. 성탄 축하 행사</w:t>
-      </w:r>
-    </w:p>
-    <w:p>
-      <w:pPr>
-        <w:pStyle w:val="ListBullet"/>
-      </w:pPr>
-      <w:r>
-        <w:rPr>
-          <w:b/>
-        </w:rPr>
-        <w:t>예시 1 (예배 중심)</w:t>
-      </w:r>
-    </w:p>
-    <w:p>
-      <w:pPr>
-        <w:pStyle w:val="ListBullet"/>
-      </w:pPr>
-      <w:r>
-        <w:rPr>
-          <w:b w:val="0"/>
-        </w:rPr>
-        <w:t>메인 타이틀: 메리 크리스마스: 구주 나셨네</w:t>
-      </w:r>
-    </w:p>
-    <w:p>
-      <w:pPr>
-        <w:pStyle w:val="ListBullet"/>
-      </w:pPr>
-      <w:r>
-        <w:rPr>
-          <w:b w:val="0"/>
-        </w:rPr>
-        <w:t>서브 타이틀: 하늘에는 영광, 땅에는 평화</w:t>
-      </w:r>
-    </w:p>
-    <w:p>
-      <w:pPr>
-        <w:pStyle w:val="ListBullet"/>
-      </w:pPr>
-      <w:r>
-        <w:rPr>
-          <w:b w:val="0"/>
-        </w:rPr>
-        <w:t>성구: 누가복음 2:10-11</w:t>
-      </w:r>
-    </w:p>
-    <w:p>
-      <w:pPr>
-        <w:pStyle w:val="ListBullet"/>
-      </w:pPr>
-      <w:r>
-        <w:rPr>
-          <w:b/>
-        </w:rPr>
-        <w:t>예시 2 (가족/세대 통합)</w:t>
-      </w:r>
-    </w:p>
-    <w:p>
-      <w:pPr>
-        <w:pStyle w:val="ListBullet"/>
-      </w:pPr>
-      <w:r>
-        <w:rPr>
-          <w:b w:val="0"/>
-        </w:rPr>
-        <w:t>메인 타이틀: 별빛 아래 모인 우리</w:t>
-      </w:r>
-    </w:p>
-    <w:p>
-      <w:pPr>
-        <w:pStyle w:val="ListBullet"/>
-      </w:pPr>
-      <w:r>
-        <w:rPr>
-          <w:b w:val="0"/>
-        </w:rPr>
-        <w:t>서브 타이틀: 예수님의 탄생을 함께 기뻐하는 성탄 음악회</w:t>
-      </w:r>
-    </w:p>
-    <w:p>
-      <w:pPr>
-        <w:pStyle w:val="ListBullet"/>
-      </w:pPr>
-      <w:r>
-        <w:rPr>
-          <w:b w:val="0"/>
-        </w:rPr>
-        <w:t>성구: 마태복음 2:10-11</w:t>
-      </w:r>
-    </w:p>
-    <w:p>
-      <w:pPr>
-        <w:pStyle w:val="ListBullet"/>
-      </w:pPr>
-      <w:r>
-        <w:rPr>
-          <w:b/>
-        </w:rPr>
-        <w:t>예시 3 (기대/설렘 강조)</w:t>
-      </w:r>
-    </w:p>
-    <w:p>
-      <w:pPr>
-        <w:pStyle w:val="ListBullet"/>
-      </w:pPr>
-      <w:r>
-        <w:rPr>
-          <w:b w:val="0"/>
-        </w:rPr>
-        <w:t>메인 타이틀: 다시 오실 왕, 예수님</w:t>
-      </w:r>
-    </w:p>
-    <w:p>
-      <w:pPr>
-        <w:pStyle w:val="ListBullet"/>
-      </w:pPr>
-      <w:r>
-        <w:rPr>
-          <w:b w:val="0"/>
-        </w:rPr>
-        <w:t>서브 타이틀: 우리 마음의 가장 낮은 곳으로 오신 아기 예수님</w:t>
-      </w:r>
-    </w:p>
-    <w:p>
-      <w:pPr>
-        <w:pStyle w:val="ListBullet"/>
-      </w:pPr>
-      <w:r>
-        <w:rPr>
-          <w:b w:val="0"/>
-        </w:rPr>
-        <w:t>성구: 요한복음 1:14</w:t>
+        <w:t>핵심: 사랑을 나누는 기쁨, 우리가 함께 축하하는 예수님 탄생.</w:t>
       </w:r>
     </w:p>
     <w:p>
@@ -888,18 +586,7 @@
         <w:rPr>
           <w:b w:val="0"/>
         </w:rPr>
-        <w:t>3. 포스터 디자인 및 배치 팁</w:t>
-      </w:r>
-    </w:p>
-    <w:p>
-      <w:pPr>
-        <w:pStyle w:val="Heading3"/>
-      </w:pPr>
-      <w:r>
-        <w:rPr>
-          <w:b w:val="0"/>
-        </w:rPr>
-        <w:t>시각적 위계(Hierarchy) 설정</w:t>
+        <w:t>3. 포스터 배치 및 디자인 팁 (실무 중심)</w:t>
       </w:r>
     </w:p>
     <w:p>
@@ -910,13 +597,13 @@
         <w:rPr>
           <w:b/>
         </w:rPr>
-        <w:t>가장 중요한 정보(제목)</w:t>
+        <w:t>가독성 최우선:</w:t>
       </w:r>
       <w:r>
         <w:rPr>
           <w:b w:val="0"/>
         </w:rPr>
-        <w:t>: 포스터 전체 면적의 1/3을 차지하게 합니다. 눈에 가장 먼저 들어와야 합니다.</w:t>
+        <w:t xml:space="preserve"> 글씨 크기는 [메인 제목 &gt; 일시/장소 &gt; 기타 정보] 순서로 확실하게 차이를 둡니다. 제목은 폰트 사이즈를 과감하게 키우십시오.</w:t>
       </w:r>
     </w:p>
     <w:p>
@@ -927,13 +614,13 @@
         <w:rPr>
           <w:b/>
         </w:rPr>
-        <w:t>보조 정보(부제 및 성구)</w:t>
+        <w:t>여백의 미:</w:t>
       </w:r>
       <w:r>
         <w:rPr>
           <w:b w:val="0"/>
         </w:rPr>
-        <w:t>: 제목 하단에 배치하며, 제목보다는 작은 폰트를 사용합니다.</w:t>
+        <w:t xml:space="preserve"> 정보를 빼곡하게 채우지 마십시오. 정보가 많다면 작은 글씨의 줄글보다는 표나 아이콘을 활용하여 시각적으로 정리합니다.</w:t>
       </w:r>
     </w:p>
     <w:p>
@@ -944,13 +631,13 @@
         <w:rPr>
           <w:b/>
         </w:rPr>
-        <w:t>핵심 정보(일시/장소)</w:t>
+        <w:t>대비(Contrast) 활용:</w:t>
       </w:r>
       <w:r>
         <w:rPr>
           <w:b w:val="0"/>
         </w:rPr>
-        <w:t>: 가독성이 중요합니다. 굵은 고딕 계열의 폰트를 추천합니다.</w:t>
+        <w:t xml:space="preserve"> 배경색과 글자색은 대비가 강해야 합니다. (예: 어두운 배경에 흰색 글씨, 밝은 배경에 짙은 남색 글씨)</w:t>
       </w:r>
     </w:p>
     <w:p>
@@ -961,103 +648,13 @@
         <w:rPr>
           <w:b/>
         </w:rPr>
-        <w:t>연락처/문의</w:t>
+        <w:t>이미지 선택:</w:t>
       </w:r>
       <w:r>
         <w:rPr>
           <w:b w:val="0"/>
         </w:rPr>
-        <w:t>: 포스터 하단 1/4 지점에 배치하여 정보의 마무리가 되도록 합니다.</w:t>
-      </w:r>
-    </w:p>
-    <w:p>
-      <w:pPr>
-        <w:pStyle w:val="Heading3"/>
-      </w:pPr>
-      <w:r>
-        <w:rPr>
-          <w:b w:val="0"/>
-        </w:rPr>
-        <w:t>배치 체크리스트</w:t>
-      </w:r>
-    </w:p>
-    <w:p>
-      <w:pPr>
-        <w:pStyle w:val="ListBullet"/>
-      </w:pPr>
-      <w:r>
-        <w:rPr>
-          <w:b/>
-        </w:rPr>
-        <w:t>여백의 미</w:t>
-      </w:r>
-      <w:r>
-        <w:rPr>
-          <w:b w:val="0"/>
-        </w:rPr>
-        <w:t>: 정보를 꽉 채우지 마십시오. 정보와 정보 사이에 충분한 여백을 두어 답답하지 않게 합니다. (확인 필요: 모바일 폰으로 보았을 때 글자가 작아지지는 않는지)</w:t>
-      </w:r>
-    </w:p>
-    <w:p>
-      <w:pPr>
-        <w:pStyle w:val="ListBullet"/>
-      </w:pPr>
-      <w:r>
-        <w:rPr>
-          <w:b/>
-        </w:rPr>
-        <w:t>색상 대비</w:t>
-      </w:r>
-      <w:r>
-        <w:rPr>
-          <w:b w:val="0"/>
-        </w:rPr>
-        <w:t>: 배경색이 어두우면 글자는 밝게(흰색), 배경색이 밝으면 글자는 어둡게(검정, 남색) 배치하여 가독성을 높입니다.</w:t>
-      </w:r>
-    </w:p>
-    <w:p>
-      <w:pPr>
-        <w:pStyle w:val="ListBullet"/>
-      </w:pPr>
-      <w:r>
-        <w:rPr>
-          <w:b/>
-        </w:rPr>
-        <w:t>이미지 활용</w:t>
-      </w:r>
-      <w:r>
-        <w:rPr>
-          <w:b w:val="0"/>
-        </w:rPr>
-        <w:t>: 저작권 무료 이미지 사이트(Unsplash, Pixabay 등)를 활용하되, 교회의 분위기와 어울리는 따뜻하고 밝은 톤의 사진을 권장합니다.</w:t>
-      </w:r>
-    </w:p>
-    <w:p>
-      <w:pPr>
-        <w:pStyle w:val="ListBullet"/>
-      </w:pPr>
-      <w:r>
-        <w:rPr>
-          <w:b/>
-        </w:rPr>
-        <w:t>로고 삽입</w:t>
-      </w:r>
-      <w:r>
-        <w:rPr>
-          <w:b w:val="0"/>
-        </w:rPr>
-        <w:t>: (교회명) 로고나 마크가 있다면 우측 상단이나 하단 구석에 작게 배치하여 공신력을 확보합니다.</w:t>
-      </w:r>
-    </w:p>
-    <w:p>
-      <w:pPr>
-        <w:pStyle w:val="Heading2"/>
-      </w:pPr>
-      <w:r>
-        <w:rPr>
-          <w:b w:val="0"/>
-        </w:rPr>
-        <w:t>4. 최종 점검 리스트 (인쇄 전 필수)</w:t>
+        <w:t xml:space="preserve"> 복잡한 일러스트보다 행사의 분위기(활동적인지, 정적인지)를 잘 나타내는 사진 1장이나 깔끔한 아이콘 1~2개가 훨씬 효과적입니다.</w:t>
       </w:r>
     </w:p>
     <w:p>
@@ -1068,89 +665,13 @@
         <w:rPr>
           <w:b/>
         </w:rPr>
-        <w:t>[ ] 오타 확인</w:t>
+        <w:t>QR코드 활용:</w:t>
       </w:r>
       <w:r>
         <w:rPr>
           <w:b w:val="0"/>
         </w:rPr>
-        <w:t>: 일시(날짜와 요일 일치 여부), 장소, 문의 전화번호가 정확한가?</w:t>
-      </w:r>
-    </w:p>
-    <w:p>
-      <w:pPr>
-        <w:pStyle w:val="ListNumber"/>
-      </w:pPr>
-      <w:r>
-        <w:rPr>
-          <w:b/>
-        </w:rPr>
-        <w:t>[ ] 성경 구절 확인</w:t>
-      </w:r>
-      <w:r>
-        <w:rPr>
-          <w:b w:val="0"/>
-        </w:rPr>
-        <w:t>: 성경 인용 시 장절 표기가 정확한가? (문맥에 맞는지 확인 필요)</w:t>
-      </w:r>
-    </w:p>
-    <w:p>
-      <w:pPr>
-        <w:pStyle w:val="ListNumber"/>
-      </w:pPr>
-      <w:r>
-        <w:rPr>
-          <w:b/>
-        </w:rPr>
-        <w:t>[ ] 연락처 연결</w:t>
-      </w:r>
-      <w:r>
-        <w:rPr>
-          <w:b w:val="0"/>
-        </w:rPr>
-        <w:t>: 안내된 번호로 직접 전화를 걸어 연결이 잘 되는지 확인했는가?</w:t>
-      </w:r>
-    </w:p>
-    <w:p>
-      <w:pPr>
-        <w:pStyle w:val="ListNumber"/>
-      </w:pPr>
-      <w:r>
-        <w:rPr>
-          <w:b/>
-        </w:rPr>
-        <w:t>[ ] 이미지 저작권</w:t>
-      </w:r>
-      <w:r>
-        <w:rPr>
-          <w:b w:val="0"/>
-        </w:rPr>
-        <w:t>: 무단 사용된 이미지는 없는가? (확인 필요)</w:t>
-      </w:r>
-    </w:p>
-    <w:p>
-      <w:pPr>
-        <w:pStyle w:val="ListNumber"/>
-      </w:pPr>
-      <w:r>
-        <w:rPr>
-          <w:b/>
-        </w:rPr>
-        <w:t>[ ] 시각적 균형</w:t>
-      </w:r>
-      <w:r>
-        <w:rPr>
-          <w:b w:val="0"/>
-        </w:rPr>
-        <w:t>: 먼 거리(예: 예배당 입구 복도)에서 보았을 때 제목이 바로 읽히는가?</w:t>
-      </w:r>
-    </w:p>
-    <w:p>
-      <w:r>
-        <w:rPr>
-          <w:b w:val="0"/>
-        </w:rPr>
-        <w:t>*본 양식은 사역자가 없는 소규모 교회의 행사 준비를 돕기 위해 작성되었습니다. 상황에 따라 내용을 가감하여 사용하십시오.*</w:t>
+        <w:t xml:space="preserve"> 문의사항이 많을 경우, 자세한 내용을 담은 웹페이지나 신청 구글 폼으로 연결되는 QR코드를 하단에 배치하면 포스터를 깔끔하게 유지할 수 있습니다.</w:t>
       </w:r>
     </w:p>
     <w:sectPr>

--- a/docs/02_행사포스터_문구.docx
+++ b/docs/02_행사포스터_문구.docx
@@ -11,582 +11,164 @@
         <w:rPr>
           <w:b w:val="0"/>
         </w:rPr>
-        <w:t>교회 행사 포스터 문구 및 제작 가이드</w:t>
+        <w:t>[연도] (교회명) (부서명) 교회 행사 포스터 문구 안내</w:t>
       </w:r>
     </w:p>
+    <w:tbl>
+      <w:tblPr>
+        <w:tblStyle w:val="TableGrid"/>
+        <w:tblW w:type="auto" w:w="0"/>
+        <w:tblLook w:firstColumn="1" w:firstRow="1" w:lastColumn="0" w:lastRow="0" w:noHBand="0" w:noVBand="1" w:val="04A0"/>
+      </w:tblPr>
+      <w:tblGrid>
+        <w:gridCol w:w="2160"/>
+        <w:gridCol w:w="2160"/>
+        <w:gridCol w:w="2160"/>
+        <w:gridCol w:w="2160"/>
+      </w:tblGrid>
+      <w:tr>
+        <w:tc>
+          <w:tcPr>
+            <w:tcW w:type="dxa" w:w="2160"/>
+          </w:tcPr>
+          <w:p>
+            <w:r>
+              <w:rPr>
+                <w:b/>
+              </w:rPr>
+              <w:t>작성일</w:t>
+            </w:r>
+          </w:p>
+        </w:tc>
+        <w:tc>
+          <w:tcPr>
+            <w:tcW w:type="dxa" w:w="2160"/>
+          </w:tcPr>
+          <w:p>
+            <w:r>
+              <w:rPr>
+                <w:b/>
+              </w:rPr>
+              <w:t>작성자</w:t>
+            </w:r>
+          </w:p>
+        </w:tc>
+        <w:tc>
+          <w:tcPr>
+            <w:tcW w:type="dxa" w:w="2160"/>
+          </w:tcPr>
+          <w:p>
+            <w:r>
+              <w:rPr>
+                <w:b/>
+              </w:rPr>
+              <w:t>부서</w:t>
+            </w:r>
+          </w:p>
+        </w:tc>
+        <w:tc>
+          <w:tcPr>
+            <w:tcW w:type="dxa" w:w="2160"/>
+          </w:tcPr>
+          <w:p>
+            <w:r>
+              <w:rPr>
+                <w:b/>
+              </w:rPr>
+              <w:t>문서 상태(초안/확정)</w:t>
+            </w:r>
+          </w:p>
+        </w:tc>
+      </w:tr>
+      <w:tr>
+        <w:tc>
+          <w:tcPr>
+            <w:tcW w:type="dxa" w:w="2160"/>
+          </w:tcPr>
+          <w:p>
+            <w:r>
+              <w:rPr>
+                <w:b w:val="0"/>
+              </w:rPr>
+              <w:t>________</w:t>
+            </w:r>
+          </w:p>
+        </w:tc>
+        <w:tc>
+          <w:tcPr>
+            <w:tcW w:type="dxa" w:w="2160"/>
+          </w:tcPr>
+          <w:p>
+            <w:r>
+              <w:rPr>
+                <w:b w:val="0"/>
+              </w:rPr>
+              <w:t>________</w:t>
+            </w:r>
+          </w:p>
+        </w:tc>
+        <w:tc>
+          <w:tcPr>
+            <w:tcW w:type="dxa" w:w="2160"/>
+          </w:tcPr>
+          <w:p>
+            <w:r>
+              <w:rPr>
+                <w:b w:val="0"/>
+              </w:rPr>
+              <w:t>(부서명)</w:t>
+            </w:r>
+          </w:p>
+        </w:tc>
+        <w:tc>
+          <w:tcPr>
+            <w:tcW w:type="dxa" w:w="2160"/>
+          </w:tcPr>
+          <w:p>
+            <w:r>
+              <w:rPr>
+                <w:b w:val="0"/>
+              </w:rPr>
+              <w:t>________</w:t>
+            </w:r>
+          </w:p>
+        </w:tc>
+      </w:tr>
+    </w:tbl>
+    <w:p/>
     <w:p>
       <w:pPr>
-        <w:pStyle w:val="Heading2"/>
+        <w:pStyle w:val="ListNumber"/>
       </w:pPr>
       <w:r>
         <w:rPr>
           <w:b w:val="0"/>
         </w:rPr>
-        <w:t>1. 포스터 필수 포함 항목</w:t>
+        <w:t>작성 목적 및 활용 기준</w:t>
       </w:r>
     </w:p>
     <w:p>
-      <w:pPr>
-        <w:pStyle w:val="ListBullet"/>
-      </w:pPr>
-      <w:r>
-        <w:rPr>
-          <w:b/>
-        </w:rPr>
-        <w:t>메인 타이틀(큰 제목):</w:t>
-      </w:r>
       <w:r>
         <w:rPr>
           <w:b w:val="0"/>
         </w:rPr>
-        <w:t xml:space="preserve"> 행사의 성격이 한눈에 들어오는 핵심 문구</w:t>
+        <w:t>가. 신앙적 목적: 예배와 교제, 섬김과 복음 나눔의 자리에 교회와 이웃을 초대합니다.</w:t>
       </w:r>
     </w:p>
     <w:p>
-      <w:pPr>
-        <w:pStyle w:val="ListBullet"/>
-      </w:pPr>
-      <w:r>
-        <w:rPr>
-          <w:b/>
-        </w:rPr>
-        <w:t>서브 타이틀(부제):</w:t>
-      </w:r>
       <w:r>
         <w:rPr>
           <w:b w:val="0"/>
         </w:rPr>
-        <w:t xml:space="preserve"> 주제 말씀 또는 행사의 목적 (한 줄 요약)</w:t>
+        <w:t>나. 확인 가능한 결과: 포스터에 필수 정보를 빠짐없이 기재하고, 게시 여부와 신청 인원을 확인합니다.</w:t>
       </w:r>
     </w:p>
     <w:p>
-      <w:pPr>
-        <w:pStyle w:val="ListBullet"/>
-      </w:pPr>
-      <w:r>
-        <w:rPr>
-          <w:b/>
-        </w:rPr>
-        <w:t>일시:</w:t>
-      </w:r>
       <w:r>
         <w:rPr>
           <w:b w:val="0"/>
         </w:rPr>
-        <w:t xml:space="preserve"> 년/월/일/요일/시간 (예: 2026. 08. 15(토) ~ 16(주일))</w:t>
-      </w:r>
-    </w:p>
-    <w:p>
-      <w:pPr>
-        <w:pStyle w:val="ListBullet"/>
-      </w:pPr>
-      <w:r>
-        <w:rPr>
-          <w:b/>
-        </w:rPr>
-        <w:t>장소:</w:t>
-      </w:r>
-      <w:r>
-        <w:rPr>
-          <w:b w:val="0"/>
-        </w:rPr>
-        <w:t xml:space="preserve"> 구체적인 건물명 및 층수 (예: (교회명) 본당 및 교육관)</w:t>
-      </w:r>
-    </w:p>
-    <w:p>
-      <w:pPr>
-        <w:pStyle w:val="ListBullet"/>
-      </w:pPr>
-      <w:r>
-        <w:rPr>
-          <w:b/>
-        </w:rPr>
-        <w:t>대상:</w:t>
-      </w:r>
-      <w:r>
-        <w:rPr>
-          <w:b w:val="0"/>
-        </w:rPr>
-        <w:t xml:space="preserve"> 참여 권장 대상 (예: (부서명) 전 교인, 초청하고 싶은 이웃 등)</w:t>
-      </w:r>
-    </w:p>
-    <w:p>
-      <w:pPr>
-        <w:pStyle w:val="ListBullet"/>
-      </w:pPr>
-      <w:r>
-        <w:rPr>
-          <w:b/>
-        </w:rPr>
-        <w:t>문의:</w:t>
-      </w:r>
-      <w:r>
-        <w:rPr>
-          <w:b w:val="0"/>
-        </w:rPr>
-        <w:t xml:space="preserve"> 담당자 성함 및 연락처</w:t>
-      </w:r>
-    </w:p>
-    <w:p>
-      <w:pPr>
-        <w:pStyle w:val="Heading2"/>
-      </w:pPr>
-      <w:r>
-        <w:rPr>
-          <w:b w:val="0"/>
-        </w:rPr>
-        <w:t>2. 행사별 문구 예시</w:t>
-      </w:r>
-    </w:p>
-    <w:p>
-      <w:pPr>
-        <w:pStyle w:val="Heading3"/>
-      </w:pPr>
-      <w:r>
-        <w:rPr>
-          <w:b w:val="0"/>
-        </w:rPr>
-        <w:t>[수련회/캠프]</w:t>
-      </w:r>
-    </w:p>
-    <w:p>
-      <w:pPr>
-        <w:pStyle w:val="ListBullet"/>
-      </w:pPr>
-      <w:r>
-        <w:rPr>
-          <w:b/>
-        </w:rPr>
-        <w:t>예시 1:</w:t>
-      </w:r>
-    </w:p>
-    <w:p>
-      <w:pPr>
-        <w:pStyle w:val="ListBullet"/>
-      </w:pPr>
-      <w:r>
-        <w:rPr>
-          <w:b w:val="0"/>
-        </w:rPr>
-        <w:t>제목: 다시, 하나님께로! (부제: 2026 (부서명) 여름 수련회)</w:t>
-      </w:r>
-    </w:p>
-    <w:p>
-      <w:pPr>
-        <w:pStyle w:val="ListBullet"/>
-      </w:pPr>
-      <w:r>
-        <w:rPr>
-          <w:b w:val="0"/>
-        </w:rPr>
-        <w:t>핵심: 멈췄던 영성을 깨우는 시간. 함께 기도합시다.</w:t>
-      </w:r>
-    </w:p>
-    <w:p>
-      <w:pPr>
-        <w:pStyle w:val="ListBullet"/>
-      </w:pPr>
-      <w:r>
-        <w:rPr>
-          <w:b/>
-        </w:rPr>
-        <w:t>예시 2:</w:t>
-      </w:r>
-    </w:p>
-    <w:p>
-      <w:pPr>
-        <w:pStyle w:val="ListBullet"/>
-      </w:pPr>
-      <w:r>
-        <w:rPr>
-          <w:b w:val="0"/>
-        </w:rPr>
-        <w:t>제목: 온(ON) : 온 마음을 다해 (부제: 성령과 함께하는 여름 캠프)</w:t>
-      </w:r>
-    </w:p>
-    <w:p>
-      <w:pPr>
-        <w:pStyle w:val="ListBullet"/>
-      </w:pPr>
-      <w:r>
-        <w:rPr>
-          <w:b w:val="0"/>
-        </w:rPr>
-        <w:t>핵심: 지친 일상을 내려놓고 말씀과 찬양으로 채우는 1박 2일.</w:t>
-      </w:r>
-    </w:p>
-    <w:p>
-      <w:pPr>
-        <w:pStyle w:val="ListBullet"/>
-      </w:pPr>
-      <w:r>
-        <w:rPr>
-          <w:b/>
-        </w:rPr>
-        <w:t>예시 3:</w:t>
-      </w:r>
-    </w:p>
-    <w:p>
-      <w:pPr>
-        <w:pStyle w:val="ListBullet"/>
-      </w:pPr>
-      <w:r>
-        <w:rPr>
-          <w:b w:val="0"/>
-        </w:rPr>
-        <w:t>제목: 우리 함께, 성장 (부제: 하나님과 더 가까워지는 여름)</w:t>
-      </w:r>
-    </w:p>
-    <w:p>
-      <w:pPr>
-        <w:pStyle w:val="ListBullet"/>
-      </w:pPr>
-      <w:r>
-        <w:rPr>
-          <w:b w:val="0"/>
-        </w:rPr>
-        <w:t>핵심: 우리들의 신앙이 깊어지는 시간, (부서명)으로 여러분을 초대합니다.</w:t>
-      </w:r>
-    </w:p>
-    <w:p>
-      <w:pPr>
-        <w:pStyle w:val="Heading3"/>
-      </w:pPr>
-      <w:r>
-        <w:rPr>
-          <w:b w:val="0"/>
-        </w:rPr>
-        <w:t>[바자회/나눔]</w:t>
-      </w:r>
-    </w:p>
-    <w:p>
-      <w:pPr>
-        <w:pStyle w:val="ListBullet"/>
-      </w:pPr>
-      <w:r>
-        <w:rPr>
-          <w:b/>
-        </w:rPr>
-        <w:t>예시 1:</w:t>
-      </w:r>
-    </w:p>
-    <w:p>
-      <w:pPr>
-        <w:pStyle w:val="ListBullet"/>
-      </w:pPr>
-      <w:r>
-        <w:rPr>
-          <w:b w:val="0"/>
-        </w:rPr>
-        <w:t>제목: 이웃사랑 바자회 (부제: 나누는 기쁨, 행복한 동행)</w:t>
-      </w:r>
-    </w:p>
-    <w:p>
-      <w:pPr>
-        <w:pStyle w:val="ListBullet"/>
-      </w:pPr>
-      <w:r>
-        <w:rPr>
-          <w:b w:val="0"/>
-        </w:rPr>
-        <w:t>핵심: 지역사회를 섬기는 따뜻한 나눔의 장에 초대합니다.</w:t>
-      </w:r>
-    </w:p>
-    <w:p>
-      <w:pPr>
-        <w:pStyle w:val="ListBullet"/>
-      </w:pPr>
-      <w:r>
-        <w:rPr>
-          <w:b/>
-        </w:rPr>
-        <w:t>예시 2:</w:t>
-      </w:r>
-    </w:p>
-    <w:p>
-      <w:pPr>
-        <w:pStyle w:val="ListBullet"/>
-      </w:pPr>
-      <w:r>
-        <w:rPr>
-          <w:b w:val="0"/>
-        </w:rPr>
-        <w:t>제목: 미션 마켓 (부제: 수익금 전액은 (선교지/이웃)을 위해 사용됩니다)</w:t>
-      </w:r>
-    </w:p>
-    <w:p>
-      <w:pPr>
-        <w:pStyle w:val="ListBullet"/>
-      </w:pPr>
-      <w:r>
-        <w:rPr>
-          <w:b w:val="0"/>
-        </w:rPr>
-        <w:t>핵심: 우리가 함께 모은 마음, 더 큰 사랑으로 흘려보냅니다.</w:t>
-      </w:r>
-    </w:p>
-    <w:p>
-      <w:pPr>
-        <w:pStyle w:val="ListBullet"/>
-      </w:pPr>
-      <w:r>
-        <w:rPr>
-          <w:b/>
-        </w:rPr>
-        <w:t>예시 3:</w:t>
-      </w:r>
-    </w:p>
-    <w:p>
-      <w:pPr>
-        <w:pStyle w:val="ListBullet"/>
-      </w:pPr>
-      <w:r>
-        <w:rPr>
-          <w:b w:val="0"/>
-        </w:rPr>
-        <w:t>제목: (교회명) 나눔 축제 (부제: 먹거리, 벼룩시장, 그리고 사랑)</w:t>
-      </w:r>
-    </w:p>
-    <w:p>
-      <w:pPr>
-        <w:pStyle w:val="ListBullet"/>
-      </w:pPr>
-      <w:r>
-        <w:rPr>
-          <w:b w:val="0"/>
-        </w:rPr>
-        <w:t>핵심: 온 가족이 함께 즐기는 행복한 하루, 오셔서 자리를 빛내주세요.</w:t>
-      </w:r>
-    </w:p>
-    <w:p>
-      <w:pPr>
-        <w:pStyle w:val="Heading3"/>
-      </w:pPr>
-      <w:r>
-        <w:rPr>
-          <w:b w:val="0"/>
-        </w:rPr>
-        <w:t>[전도축제/초청]</w:t>
-      </w:r>
-    </w:p>
-    <w:p>
-      <w:pPr>
-        <w:pStyle w:val="ListBullet"/>
-      </w:pPr>
-      <w:r>
-        <w:rPr>
-          <w:b/>
-        </w:rPr>
-        <w:t>예시 1:</w:t>
-      </w:r>
-    </w:p>
-    <w:p>
-      <w:pPr>
-        <w:pStyle w:val="ListBullet"/>
-      </w:pPr>
-      <w:r>
-        <w:rPr>
-          <w:b w:val="0"/>
-        </w:rPr>
-        <w:t>제목: 당신을 기다립니다 (부제: 새친구 초청 주일)</w:t>
-      </w:r>
-    </w:p>
-    <w:p>
-      <w:pPr>
-        <w:pStyle w:val="ListBullet"/>
-      </w:pPr>
-      <w:r>
-        <w:rPr>
-          <w:b w:val="0"/>
-        </w:rPr>
-        <w:t>핵심: 혼자가 아닌 우리, 함께 예배드리는 기쁨을 맛보세요.</w:t>
-      </w:r>
-    </w:p>
-    <w:p>
-      <w:pPr>
-        <w:pStyle w:val="ListBullet"/>
-      </w:pPr>
-      <w:r>
-        <w:rPr>
-          <w:b/>
-        </w:rPr>
-        <w:t>예시 2:</w:t>
-      </w:r>
-    </w:p>
-    <w:p>
-      <w:pPr>
-        <w:pStyle w:val="ListBullet"/>
-      </w:pPr>
-      <w:r>
-        <w:rPr>
-          <w:b w:val="0"/>
-        </w:rPr>
-        <w:t>제목: 마음을 잇는 시간 (부제: (부서명) 초청 잔치)</w:t>
-      </w:r>
-    </w:p>
-    <w:p>
-      <w:pPr>
-        <w:pStyle w:val="ListBullet"/>
-      </w:pPr>
-      <w:r>
-        <w:rPr>
-          <w:b w:val="0"/>
-        </w:rPr>
-        <w:t>핵심: 따뜻한 위로와 기쁨이 있는 곳, 당신과 함께하고 싶습니다.</w:t>
-      </w:r>
-    </w:p>
-    <w:p>
-      <w:pPr>
-        <w:pStyle w:val="ListBullet"/>
-      </w:pPr>
-      <w:r>
-        <w:rPr>
-          <w:b/>
-        </w:rPr>
-        <w:t>예시 3:</w:t>
-      </w:r>
-    </w:p>
-    <w:p>
-      <w:pPr>
-        <w:pStyle w:val="ListBullet"/>
-      </w:pPr>
-      <w:r>
-        <w:rPr>
-          <w:b w:val="0"/>
-        </w:rPr>
-        <w:t>제목: 행복한 초대 (부제: 새로운 시작, 주님과 함께)</w:t>
-      </w:r>
-    </w:p>
-    <w:p>
-      <w:pPr>
-        <w:pStyle w:val="ListBullet"/>
-      </w:pPr>
-      <w:r>
-        <w:rPr>
-          <w:b w:val="0"/>
-        </w:rPr>
-        <w:t>핵심: 사랑하는 사람과 함께 손잡고 오세요. 환영합니다.</w:t>
-      </w:r>
-    </w:p>
-    <w:p>
-      <w:pPr>
-        <w:pStyle w:val="Heading3"/>
-      </w:pPr>
-      <w:r>
-        <w:rPr>
-          <w:b w:val="0"/>
-        </w:rPr>
-        <w:t>[성탄행사/축제]</w:t>
-      </w:r>
-    </w:p>
-    <w:p>
-      <w:pPr>
-        <w:pStyle w:val="ListBullet"/>
-      </w:pPr>
-      <w:r>
-        <w:rPr>
-          <w:b/>
-        </w:rPr>
-        <w:t>예시 1:</w:t>
-      </w:r>
-    </w:p>
-    <w:p>
-      <w:pPr>
-        <w:pStyle w:val="ListBullet"/>
-      </w:pPr>
-      <w:r>
-        <w:rPr>
-          <w:b w:val="0"/>
-        </w:rPr>
-        <w:t>제목: 별이 빛나는 밤 (부제: 아기 예수님 탄생 축하 예배)</w:t>
-      </w:r>
-    </w:p>
-    <w:p>
-      <w:pPr>
-        <w:pStyle w:val="ListBullet"/>
-      </w:pPr>
-      <w:r>
-        <w:rPr>
-          <w:b w:val="0"/>
-        </w:rPr>
-        <w:t>핵심: 온 세상에 평화의 왕으로 오신 예수님을 노래합니다.</w:t>
-      </w:r>
-    </w:p>
-    <w:p>
-      <w:pPr>
-        <w:pStyle w:val="ListBullet"/>
-      </w:pPr>
-      <w:r>
-        <w:rPr>
-          <w:b/>
-        </w:rPr>
-        <w:t>예시 2:</w:t>
-      </w:r>
-    </w:p>
-    <w:p>
-      <w:pPr>
-        <w:pStyle w:val="ListBullet"/>
-      </w:pPr>
-      <w:r>
-        <w:rPr>
-          <w:b w:val="0"/>
-        </w:rPr>
-        <w:t>제목: 성탄 칸타타 &amp; 축제 (부제: 가장 낮은 곳으로 오신 사랑)</w:t>
-      </w:r>
-    </w:p>
-    <w:p>
-      <w:pPr>
-        <w:pStyle w:val="ListBullet"/>
-      </w:pPr>
-      <w:r>
-        <w:rPr>
-          <w:b w:val="0"/>
-        </w:rPr>
-        <w:t>핵심: 가족과 함께, 이웃과 함께하는 따뜻하고 풍성한 성탄의 밤.</w:t>
-      </w:r>
-    </w:p>
-    <w:p>
-      <w:pPr>
-        <w:pStyle w:val="ListBullet"/>
-      </w:pPr>
-      <w:r>
-        <w:rPr>
-          <w:b/>
-        </w:rPr>
-        <w:t>예시 3:</w:t>
-      </w:r>
-    </w:p>
-    <w:p>
-      <w:pPr>
-        <w:pStyle w:val="ListBullet"/>
-      </w:pPr>
-      <w:r>
-        <w:rPr>
-          <w:b w:val="0"/>
-        </w:rPr>
-        <w:t>제목: Merry Christmas! (부제: 예수님 사랑을 전해요)</w:t>
-      </w:r>
-    </w:p>
-    <w:p>
-      <w:pPr>
-        <w:pStyle w:val="ListBullet"/>
-      </w:pPr>
-      <w:r>
-        <w:rPr>
-          <w:b w:val="0"/>
-        </w:rPr>
-        <w:t>핵심: 사랑을 나누는 기쁨, 우리가 함께 축하하는 예수님 탄생.</w:t>
-      </w:r>
-    </w:p>
-    <w:p>
-      <w:pPr>
-        <w:pStyle w:val="Heading2"/>
-      </w:pPr>
-      <w:r>
-        <w:rPr>
-          <w:b w:val="0"/>
-        </w:rPr>
-        <w:t>3. 포스터 배치 및 디자인 팁 (실무 중심)</w:t>
+        <w:t>다. 작성 기준: 아래 기본 틀에 행사 정보를 입력하고, 행사 종류에 맞는 큰 제목과 부제 한 쌍을 선택합니다. 확정되지 않은 정보에는 ‘(확인 필요)’를 표시합니다.</w:t>
       </w:r>
     </w:p>
     <w:p>
@@ -595,15 +177,473 @@
       </w:pPr>
       <w:r>
         <w:rPr>
-          <w:b/>
+          <w:b w:val="0"/>
         </w:rPr>
-        <w:t>가독성 최우선:</w:t>
+        <w:t>포스터 기본 문구</w:t>
       </w:r>
+    </w:p>
+    <w:tbl>
+      <w:tblPr>
+        <w:tblStyle w:val="TableGrid"/>
+        <w:tblW w:type="auto" w:w="0"/>
+        <w:tblLook w:firstColumn="1" w:firstRow="1" w:lastColumn="0" w:lastRow="0" w:noHBand="0" w:noVBand="1" w:val="04A0"/>
+      </w:tblPr>
+      <w:tblGrid>
+        <w:gridCol w:w="4320"/>
+        <w:gridCol w:w="4320"/>
+      </w:tblGrid>
+      <w:tr>
+        <w:tc>
+          <w:tcPr>
+            <w:tcW w:type="dxa" w:w="4320"/>
+          </w:tcPr>
+          <w:p>
+            <w:r>
+              <w:rPr>
+                <w:b/>
+              </w:rPr>
+              <w:t>구분</w:t>
+            </w:r>
+          </w:p>
+        </w:tc>
+        <w:tc>
+          <w:tcPr>
+            <w:tcW w:type="dxa" w:w="4320"/>
+          </w:tcPr>
+          <w:p>
+            <w:r>
+              <w:rPr>
+                <w:b/>
+              </w:rPr>
+              <w:t>기재 문구</w:t>
+            </w:r>
+          </w:p>
+        </w:tc>
+      </w:tr>
+      <w:tr>
+        <w:tc>
+          <w:tcPr>
+            <w:tcW w:type="dxa" w:w="4320"/>
+          </w:tcPr>
+          <w:p>
+            <w:r>
+              <w:rPr>
+                <w:b w:val="0"/>
+              </w:rPr>
+              <w:t>발신</w:t>
+            </w:r>
+          </w:p>
+        </w:tc>
+        <w:tc>
+          <w:tcPr>
+            <w:tcW w:type="dxa" w:w="4320"/>
+          </w:tcPr>
+          <w:p>
+            <w:r>
+              <w:rPr>
+                <w:b w:val="0"/>
+              </w:rPr>
+              <w:t>(교회명) · (부서명)</w:t>
+            </w:r>
+          </w:p>
+        </w:tc>
+      </w:tr>
+      <w:tr>
+        <w:tc>
+          <w:tcPr>
+            <w:tcW w:type="dxa" w:w="4320"/>
+          </w:tcPr>
+          <w:p>
+            <w:r>
+              <w:rPr>
+                <w:b w:val="0"/>
+              </w:rPr>
+              <w:t>큰 제목</w:t>
+            </w:r>
+          </w:p>
+        </w:tc>
+        <w:tc>
+          <w:tcPr>
+            <w:tcW w:type="dxa" w:w="4320"/>
+          </w:tcPr>
+          <w:p>
+            <w:r>
+              <w:rPr>
+                <w:b w:val="0"/>
+              </w:rPr>
+              <w:t>________</w:t>
+            </w:r>
+          </w:p>
+        </w:tc>
+      </w:tr>
+      <w:tr>
+        <w:tc>
+          <w:tcPr>
+            <w:tcW w:type="dxa" w:w="4320"/>
+          </w:tcPr>
+          <w:p>
+            <w:r>
+              <w:rPr>
+                <w:b w:val="0"/>
+              </w:rPr>
+              <w:t>부제</w:t>
+            </w:r>
+          </w:p>
+        </w:tc>
+        <w:tc>
+          <w:tcPr>
+            <w:tcW w:type="dxa" w:w="4320"/>
+          </w:tcPr>
+          <w:p>
+            <w:r>
+              <w:rPr>
+                <w:b w:val="0"/>
+              </w:rPr>
+              <w:t>________</w:t>
+            </w:r>
+          </w:p>
+        </w:tc>
+      </w:tr>
+      <w:tr>
+        <w:tc>
+          <w:tcPr>
+            <w:tcW w:type="dxa" w:w="4320"/>
+          </w:tcPr>
+          <w:p>
+            <w:r>
+              <w:rPr>
+                <w:b w:val="0"/>
+              </w:rPr>
+              <w:t>초대 문구</w:t>
+            </w:r>
+          </w:p>
+        </w:tc>
+        <w:tc>
+          <w:tcPr>
+            <w:tcW w:type="dxa" w:w="4320"/>
+          </w:tcPr>
+          <w:p>
+            <w:r>
+              <w:rPr>
+                <w:b w:val="0"/>
+              </w:rPr>
+              <w:t>________에 여러분을 정중히 초대합니다.</w:t>
+            </w:r>
+          </w:p>
+        </w:tc>
+      </w:tr>
+      <w:tr>
+        <w:tc>
+          <w:tcPr>
+            <w:tcW w:type="dxa" w:w="4320"/>
+          </w:tcPr>
+          <w:p>
+            <w:r>
+              <w:rPr>
+                <w:b w:val="0"/>
+              </w:rPr>
+              <w:t>주제 말씀</w:t>
+            </w:r>
+          </w:p>
+        </w:tc>
+        <w:tc>
+          <w:tcPr>
+            <w:tcW w:type="dxa" w:w="4320"/>
+          </w:tcPr>
+          <w:p>
+            <w:r>
+              <w:rPr>
+                <w:b w:val="0"/>
+              </w:rPr>
+              <w:t>________</w:t>
+            </w:r>
+          </w:p>
+        </w:tc>
+      </w:tr>
+      <w:tr>
+        <w:tc>
+          <w:tcPr>
+            <w:tcW w:type="dxa" w:w="4320"/>
+          </w:tcPr>
+          <w:p>
+            <w:r>
+              <w:rPr>
+                <w:b w:val="0"/>
+              </w:rPr>
+              <w:t>일시</w:t>
+            </w:r>
+          </w:p>
+        </w:tc>
+        <w:tc>
+          <w:tcPr>
+            <w:tcW w:type="dxa" w:w="4320"/>
+          </w:tcPr>
+          <w:p>
+            <w:r>
+              <w:rPr>
+                <w:b w:val="0"/>
+              </w:rPr>
+              <w:t>________</w:t>
+            </w:r>
+          </w:p>
+        </w:tc>
+      </w:tr>
+      <w:tr>
+        <w:tc>
+          <w:tcPr>
+            <w:tcW w:type="dxa" w:w="4320"/>
+          </w:tcPr>
+          <w:p>
+            <w:r>
+              <w:rPr>
+                <w:b w:val="0"/>
+              </w:rPr>
+              <w:t>장소</w:t>
+            </w:r>
+          </w:p>
+        </w:tc>
+        <w:tc>
+          <w:tcPr>
+            <w:tcW w:type="dxa" w:w="4320"/>
+          </w:tcPr>
+          <w:p>
+            <w:r>
+              <w:rPr>
+                <w:b w:val="0"/>
+              </w:rPr>
+              <w:t>________</w:t>
+            </w:r>
+          </w:p>
+        </w:tc>
+      </w:tr>
+      <w:tr>
+        <w:tc>
+          <w:tcPr>
+            <w:tcW w:type="dxa" w:w="4320"/>
+          </w:tcPr>
+          <w:p>
+            <w:r>
+              <w:rPr>
+                <w:b w:val="0"/>
+              </w:rPr>
+              <w:t>대상</w:t>
+            </w:r>
+          </w:p>
+        </w:tc>
+        <w:tc>
+          <w:tcPr>
+            <w:tcW w:type="dxa" w:w="4320"/>
+          </w:tcPr>
+          <w:p>
+            <w:r>
+              <w:rPr>
+                <w:b w:val="0"/>
+              </w:rPr>
+              <w:t>________</w:t>
+            </w:r>
+          </w:p>
+        </w:tc>
+      </w:tr>
+      <w:tr>
+        <w:tc>
+          <w:tcPr>
+            <w:tcW w:type="dxa" w:w="4320"/>
+          </w:tcPr>
+          <w:p>
+            <w:r>
+              <w:rPr>
+                <w:b w:val="0"/>
+              </w:rPr>
+              <w:t>주요 내용</w:t>
+            </w:r>
+          </w:p>
+        </w:tc>
+        <w:tc>
+          <w:tcPr>
+            <w:tcW w:type="dxa" w:w="4320"/>
+          </w:tcPr>
+          <w:p>
+            <w:r>
+              <w:rPr>
+                <w:b w:val="0"/>
+              </w:rPr>
+              <w:t>________</w:t>
+            </w:r>
+          </w:p>
+        </w:tc>
+      </w:tr>
+      <w:tr>
+        <w:tc>
+          <w:tcPr>
+            <w:tcW w:type="dxa" w:w="4320"/>
+          </w:tcPr>
+          <w:p>
+            <w:r>
+              <w:rPr>
+                <w:b w:val="0"/>
+              </w:rPr>
+              <w:t>참가비</w:t>
+            </w:r>
+          </w:p>
+        </w:tc>
+        <w:tc>
+          <w:tcPr>
+            <w:tcW w:type="dxa" w:w="4320"/>
+          </w:tcPr>
+          <w:p>
+            <w:r>
+              <w:rPr>
+                <w:b w:val="0"/>
+              </w:rPr>
+              <w:t>________</w:t>
+            </w:r>
+          </w:p>
+        </w:tc>
+      </w:tr>
+      <w:tr>
+        <w:tc>
+          <w:tcPr>
+            <w:tcW w:type="dxa" w:w="4320"/>
+          </w:tcPr>
+          <w:p>
+            <w:r>
+              <w:rPr>
+                <w:b w:val="0"/>
+              </w:rPr>
+              <w:t>신청 기한</w:t>
+            </w:r>
+          </w:p>
+        </w:tc>
+        <w:tc>
+          <w:tcPr>
+            <w:tcW w:type="dxa" w:w="4320"/>
+          </w:tcPr>
+          <w:p>
+            <w:r>
+              <w:rPr>
+                <w:b w:val="0"/>
+              </w:rPr>
+              <w:t>________</w:t>
+            </w:r>
+          </w:p>
+        </w:tc>
+      </w:tr>
+      <w:tr>
+        <w:tc>
+          <w:tcPr>
+            <w:tcW w:type="dxa" w:w="4320"/>
+          </w:tcPr>
+          <w:p>
+            <w:r>
+              <w:rPr>
+                <w:b w:val="0"/>
+              </w:rPr>
+              <w:t>신청 방법</w:t>
+            </w:r>
+          </w:p>
+        </w:tc>
+        <w:tc>
+          <w:tcPr>
+            <w:tcW w:type="dxa" w:w="4320"/>
+          </w:tcPr>
+          <w:p>
+            <w:r>
+              <w:rPr>
+                <w:b w:val="0"/>
+              </w:rPr>
+              <w:t>________</w:t>
+            </w:r>
+          </w:p>
+        </w:tc>
+      </w:tr>
+      <w:tr>
+        <w:tc>
+          <w:tcPr>
+            <w:tcW w:type="dxa" w:w="4320"/>
+          </w:tcPr>
+          <w:p>
+            <w:r>
+              <w:rPr>
+                <w:b w:val="0"/>
+              </w:rPr>
+              <w:t>문의</w:t>
+            </w:r>
+          </w:p>
+        </w:tc>
+        <w:tc>
+          <w:tcPr>
+            <w:tcW w:type="dxa" w:w="4320"/>
+          </w:tcPr>
+          <w:p>
+            <w:r>
+              <w:rPr>
+                <w:b w:val="0"/>
+              </w:rPr>
+              <w:t>(부서명) 담당 ________ / 교회 공식 문의처 ________</w:t>
+            </w:r>
+          </w:p>
+        </w:tc>
+      </w:tr>
+      <w:tr>
+        <w:tc>
+          <w:tcPr>
+            <w:tcW w:type="dxa" w:w="4320"/>
+          </w:tcPr>
+          <w:p>
+            <w:r>
+              <w:rPr>
+                <w:b w:val="0"/>
+              </w:rPr>
+              <w:t>주관</w:t>
+            </w:r>
+          </w:p>
+        </w:tc>
+        <w:tc>
+          <w:tcPr>
+            <w:tcW w:type="dxa" w:w="4320"/>
+          </w:tcPr>
+          <w:p>
+            <w:r>
+              <w:rPr>
+                <w:b w:val="0"/>
+              </w:rPr>
+              <w:t>(교회명) (부서명)</w:t>
+            </w:r>
+          </w:p>
+        </w:tc>
+      </w:tr>
+    </w:tbl>
+    <w:p/>
+    <w:p>
       <w:r>
         <w:rPr>
           <w:b w:val="0"/>
         </w:rPr>
-        <w:t xml:space="preserve"> 글씨 크기는 [메인 제목 &gt; 일시/장소 &gt; 기타 정보] 순서로 확실하게 차이를 둡니다. 제목은 폰트 사이즈를 과감하게 키우십시오.</w:t>
+        <w:t>가. 날짜·시간 표기 예시: 2026. 10. 24.(토) 09:00~17:00</w:t>
+      </w:r>
+    </w:p>
+    <w:p>
+      <w:r>
+        <w:rPr>
+          <w:b w:val="0"/>
+        </w:rPr>
+        <w:t>나. 참가비 표기 예시: 금10,000원(금일만원). 무료인 경우 ‘무료’로 기재합니다.</w:t>
+      </w:r>
+    </w:p>
+    <w:p>
+      <w:r>
+        <w:rPr>
+          <w:b w:val="0"/>
+        </w:rPr>
+        <w:t>다. 주제 말씀은 성경 장절만 기재합니다. 예: 주제 말씀: 디모데전서 4:12</w:t>
+      </w:r>
+    </w:p>
+    <w:p>
+      <w:r>
+        <w:rPr>
+          <w:b w:val="0"/>
+        </w:rPr>
+        <w:t>라. 문의처에는 교회 대표번호 또는 부서 공식 채널을 기재합니다. 개인 연락처와 참가자의 건강정보는 포스터에 기재하지 않습니다.</w:t>
       </w:r>
     </w:p>
     <w:p>
@@ -612,15 +652,1426 @@
       </w:pPr>
       <w:r>
         <w:rPr>
-          <w:b/>
+          <w:b w:val="0"/>
         </w:rPr>
-        <w:t>여백의 미:</w:t>
+        <w:t>행사 종류별 문구 예시</w:t>
       </w:r>
+    </w:p>
+    <w:p>
       <w:r>
         <w:rPr>
           <w:b w:val="0"/>
         </w:rPr>
-        <w:t xml:space="preserve"> 정보를 빼곡하게 채우지 마십시오. 정보가 많다면 작은 글씨의 줄글보다는 표나 아이콘을 활용하여 시각적으로 정리합니다.</w:t>
+        <w:t>가. 수련회</w:t>
+      </w:r>
+    </w:p>
+    <w:tbl>
+      <w:tblPr>
+        <w:tblStyle w:val="TableGrid"/>
+        <w:tblW w:type="auto" w:w="0"/>
+        <w:tblLook w:firstColumn="1" w:firstRow="1" w:lastColumn="0" w:lastRow="0" w:noHBand="0" w:noVBand="1" w:val="04A0"/>
+      </w:tblPr>
+      <w:tblGrid>
+        <w:gridCol w:w="2880"/>
+        <w:gridCol w:w="2880"/>
+        <w:gridCol w:w="2880"/>
+      </w:tblGrid>
+      <w:tr>
+        <w:tc>
+          <w:tcPr>
+            <w:tcW w:type="dxa" w:w="2880"/>
+          </w:tcPr>
+          <w:p>
+            <w:r>
+              <w:rPr>
+                <w:b/>
+              </w:rPr>
+              <w:t>구분</w:t>
+            </w:r>
+          </w:p>
+        </w:tc>
+        <w:tc>
+          <w:tcPr>
+            <w:tcW w:type="dxa" w:w="2880"/>
+          </w:tcPr>
+          <w:p>
+            <w:r>
+              <w:rPr>
+                <w:b/>
+              </w:rPr>
+              <w:t>큰 제목</w:t>
+            </w:r>
+          </w:p>
+        </w:tc>
+        <w:tc>
+          <w:tcPr>
+            <w:tcW w:type="dxa" w:w="2880"/>
+          </w:tcPr>
+          <w:p>
+            <w:r>
+              <w:rPr>
+                <w:b/>
+              </w:rPr>
+              <w:t>부제</w:t>
+            </w:r>
+          </w:p>
+        </w:tc>
+      </w:tr>
+      <w:tr>
+        <w:tc>
+          <w:tcPr>
+            <w:tcW w:type="dxa" w:w="2880"/>
+          </w:tcPr>
+          <w:p>
+            <w:r>
+              <w:rPr>
+                <w:b w:val="0"/>
+              </w:rPr>
+              <w:t>1)</w:t>
+            </w:r>
+          </w:p>
+        </w:tc>
+        <w:tc>
+          <w:tcPr>
+            <w:tcW w:type="dxa" w:w="2880"/>
+          </w:tcPr>
+          <w:p>
+            <w:r>
+              <w:rPr>
+                <w:b w:val="0"/>
+              </w:rPr>
+              <w:t>말씀 안에서 함께 자라는 우리</w:t>
+            </w:r>
+          </w:p>
+        </w:tc>
+        <w:tc>
+          <w:tcPr>
+            <w:tcW w:type="dxa" w:w="2880"/>
+          </w:tcPr>
+          <w:p>
+            <w:r>
+              <w:rPr>
+                <w:b w:val="0"/>
+              </w:rPr>
+              <w:t>예배와 기도, 교제로 믿음의 걸음을 이어갑니다.</w:t>
+            </w:r>
+          </w:p>
+        </w:tc>
+      </w:tr>
+      <w:tr>
+        <w:tc>
+          <w:tcPr>
+            <w:tcW w:type="dxa" w:w="2880"/>
+          </w:tcPr>
+          <w:p>
+            <w:r>
+              <w:rPr>
+                <w:b w:val="0"/>
+              </w:rPr>
+              <w:t>2)</w:t>
+            </w:r>
+          </w:p>
+        </w:tc>
+        <w:tc>
+          <w:tcPr>
+            <w:tcW w:type="dxa" w:w="2880"/>
+          </w:tcPr>
+          <w:p>
+            <w:r>
+              <w:rPr>
+                <w:b w:val="0"/>
+              </w:rPr>
+              <w:t>주님과 함께하는 믿음의 여정</w:t>
+            </w:r>
+          </w:p>
+        </w:tc>
+        <w:tc>
+          <w:tcPr>
+            <w:tcW w:type="dxa" w:w="2880"/>
+          </w:tcPr>
+          <w:p>
+            <w:r>
+              <w:rPr>
+                <w:b w:val="0"/>
+              </w:rPr>
+              <w:t>일상에서 잠시 멈추어 말씀 앞에 함께 섭니다.</w:t>
+            </w:r>
+          </w:p>
+        </w:tc>
+      </w:tr>
+      <w:tr>
+        <w:tc>
+          <w:tcPr>
+            <w:tcW w:type="dxa" w:w="2880"/>
+          </w:tcPr>
+          <w:p>
+            <w:r>
+              <w:rPr>
+                <w:b w:val="0"/>
+              </w:rPr>
+              <w:t>3)</w:t>
+            </w:r>
+          </w:p>
+        </w:tc>
+        <w:tc>
+          <w:tcPr>
+            <w:tcW w:type="dxa" w:w="2880"/>
+          </w:tcPr>
+          <w:p>
+            <w:r>
+              <w:rPr>
+                <w:b w:val="0"/>
+              </w:rPr>
+              <w:t>함께 예배하고 함께 걸어요</w:t>
+            </w:r>
+          </w:p>
+        </w:tc>
+        <w:tc>
+          <w:tcPr>
+            <w:tcW w:type="dxa" w:w="2880"/>
+          </w:tcPr>
+          <w:p>
+            <w:r>
+              <w:rPr>
+                <w:b w:val="0"/>
+              </w:rPr>
+              <w:t>서로를 격려하며 그리스도 안에서 자라갑니다.</w:t>
+            </w:r>
+          </w:p>
+        </w:tc>
+      </w:tr>
+    </w:tbl>
+    <w:p/>
+    <w:p>
+      <w:r>
+        <w:rPr>
+          <w:b w:val="0"/>
+        </w:rPr>
+        <w:t>나. 바자회</w:t>
+      </w:r>
+    </w:p>
+    <w:tbl>
+      <w:tblPr>
+        <w:tblStyle w:val="TableGrid"/>
+        <w:tblW w:type="auto" w:w="0"/>
+        <w:tblLook w:firstColumn="1" w:firstRow="1" w:lastColumn="0" w:lastRow="0" w:noHBand="0" w:noVBand="1" w:val="04A0"/>
+      </w:tblPr>
+      <w:tblGrid>
+        <w:gridCol w:w="2880"/>
+        <w:gridCol w:w="2880"/>
+        <w:gridCol w:w="2880"/>
+      </w:tblGrid>
+      <w:tr>
+        <w:tc>
+          <w:tcPr>
+            <w:tcW w:type="dxa" w:w="2880"/>
+          </w:tcPr>
+          <w:p>
+            <w:r>
+              <w:rPr>
+                <w:b/>
+              </w:rPr>
+              <w:t>구분</w:t>
+            </w:r>
+          </w:p>
+        </w:tc>
+        <w:tc>
+          <w:tcPr>
+            <w:tcW w:type="dxa" w:w="2880"/>
+          </w:tcPr>
+          <w:p>
+            <w:r>
+              <w:rPr>
+                <w:b/>
+              </w:rPr>
+              <w:t>큰 제목</w:t>
+            </w:r>
+          </w:p>
+        </w:tc>
+        <w:tc>
+          <w:tcPr>
+            <w:tcW w:type="dxa" w:w="2880"/>
+          </w:tcPr>
+          <w:p>
+            <w:r>
+              <w:rPr>
+                <w:b/>
+              </w:rPr>
+              <w:t>부제</w:t>
+            </w:r>
+          </w:p>
+        </w:tc>
+      </w:tr>
+      <w:tr>
+        <w:tc>
+          <w:tcPr>
+            <w:tcW w:type="dxa" w:w="2880"/>
+          </w:tcPr>
+          <w:p>
+            <w:r>
+              <w:rPr>
+                <w:b w:val="0"/>
+              </w:rPr>
+              <w:t>1)</w:t>
+            </w:r>
+          </w:p>
+        </w:tc>
+        <w:tc>
+          <w:tcPr>
+            <w:tcW w:type="dxa" w:w="2880"/>
+          </w:tcPr>
+          <w:p>
+            <w:r>
+              <w:rPr>
+                <w:b w:val="0"/>
+              </w:rPr>
+              <w:t>나눔으로 이어지는 이웃 사랑</w:t>
+            </w:r>
+          </w:p>
+        </w:tc>
+        <w:tc>
+          <w:tcPr>
+            <w:tcW w:type="dxa" w:w="2880"/>
+          </w:tcPr>
+          <w:p>
+            <w:r>
+              <w:rPr>
+                <w:b w:val="0"/>
+              </w:rPr>
+              <w:t>작은 물품과 정성을 모아 이웃을 섬깁니다.</w:t>
+            </w:r>
+          </w:p>
+        </w:tc>
+      </w:tr>
+      <w:tr>
+        <w:tc>
+          <w:tcPr>
+            <w:tcW w:type="dxa" w:w="2880"/>
+          </w:tcPr>
+          <w:p>
+            <w:r>
+              <w:rPr>
+                <w:b w:val="0"/>
+              </w:rPr>
+              <w:t>2)</w:t>
+            </w:r>
+          </w:p>
+        </w:tc>
+        <w:tc>
+          <w:tcPr>
+            <w:tcW w:type="dxa" w:w="2880"/>
+          </w:tcPr>
+          <w:p>
+            <w:r>
+              <w:rPr>
+                <w:b w:val="0"/>
+              </w:rPr>
+              <w:t>함께 나누는 기쁨, 함께하는 바자회</w:t>
+            </w:r>
+          </w:p>
+        </w:tc>
+        <w:tc>
+          <w:tcPr>
+            <w:tcW w:type="dxa" w:w="2880"/>
+          </w:tcPr>
+          <w:p>
+            <w:r>
+              <w:rPr>
+                <w:b w:val="0"/>
+              </w:rPr>
+              <w:t>교회와 이웃이 만나 따뜻한 나눔을 실천합니다.</w:t>
+            </w:r>
+          </w:p>
+        </w:tc>
+      </w:tr>
+      <w:tr>
+        <w:tc>
+          <w:tcPr>
+            <w:tcW w:type="dxa" w:w="2880"/>
+          </w:tcPr>
+          <w:p>
+            <w:r>
+              <w:rPr>
+                <w:b w:val="0"/>
+              </w:rPr>
+              <w:t>3)</w:t>
+            </w:r>
+          </w:p>
+        </w:tc>
+        <w:tc>
+          <w:tcPr>
+            <w:tcW w:type="dxa" w:w="2880"/>
+          </w:tcPr>
+          <w:p>
+            <w:r>
+              <w:rPr>
+                <w:b w:val="0"/>
+              </w:rPr>
+              <w:t>우리의 나눔이 이웃의 힘이 됩니다</w:t>
+            </w:r>
+          </w:p>
+        </w:tc>
+        <w:tc>
+          <w:tcPr>
+            <w:tcW w:type="dxa" w:w="2880"/>
+          </w:tcPr>
+          <w:p>
+            <w:r>
+              <w:rPr>
+                <w:b w:val="0"/>
+              </w:rPr>
+              <w:t>쓰임 있는 물건에 사랑의 마음을 더합니다.</w:t>
+            </w:r>
+          </w:p>
+        </w:tc>
+      </w:tr>
+    </w:tbl>
+    <w:p/>
+    <w:p>
+      <w:r>
+        <w:rPr>
+          <w:b w:val="0"/>
+        </w:rPr>
+        <w:t>다. 바자회 추가 기재란: 수익금 사용 목적 ________ / 판매 품목 ________ / 결제 방법 ________</w:t>
+      </w:r>
+    </w:p>
+    <w:p>
+      <w:r>
+        <w:rPr>
+          <w:b w:val="0"/>
+        </w:rPr>
+        <w:t>라. 전도축제</w:t>
+      </w:r>
+    </w:p>
+    <w:tbl>
+      <w:tblPr>
+        <w:tblStyle w:val="TableGrid"/>
+        <w:tblW w:type="auto" w:w="0"/>
+        <w:tblLook w:firstColumn="1" w:firstRow="1" w:lastColumn="0" w:lastRow="0" w:noHBand="0" w:noVBand="1" w:val="04A0"/>
+      </w:tblPr>
+      <w:tblGrid>
+        <w:gridCol w:w="2880"/>
+        <w:gridCol w:w="2880"/>
+        <w:gridCol w:w="2880"/>
+      </w:tblGrid>
+      <w:tr>
+        <w:tc>
+          <w:tcPr>
+            <w:tcW w:type="dxa" w:w="2880"/>
+          </w:tcPr>
+          <w:p>
+            <w:r>
+              <w:rPr>
+                <w:b/>
+              </w:rPr>
+              <w:t>구분</w:t>
+            </w:r>
+          </w:p>
+        </w:tc>
+        <w:tc>
+          <w:tcPr>
+            <w:tcW w:type="dxa" w:w="2880"/>
+          </w:tcPr>
+          <w:p>
+            <w:r>
+              <w:rPr>
+                <w:b/>
+              </w:rPr>
+              <w:t>큰 제목</w:t>
+            </w:r>
+          </w:p>
+        </w:tc>
+        <w:tc>
+          <w:tcPr>
+            <w:tcW w:type="dxa" w:w="2880"/>
+          </w:tcPr>
+          <w:p>
+            <w:r>
+              <w:rPr>
+                <w:b/>
+              </w:rPr>
+              <w:t>부제</w:t>
+            </w:r>
+          </w:p>
+        </w:tc>
+      </w:tr>
+      <w:tr>
+        <w:tc>
+          <w:tcPr>
+            <w:tcW w:type="dxa" w:w="2880"/>
+          </w:tcPr>
+          <w:p>
+            <w:r>
+              <w:rPr>
+                <w:b w:val="0"/>
+              </w:rPr>
+              <w:t>1)</w:t>
+            </w:r>
+          </w:p>
+        </w:tc>
+        <w:tc>
+          <w:tcPr>
+            <w:tcW w:type="dxa" w:w="2880"/>
+          </w:tcPr>
+          <w:p>
+            <w:r>
+              <w:rPr>
+                <w:b w:val="0"/>
+              </w:rPr>
+              <w:t>당신을 기쁨의 자리에 초대합니다</w:t>
+            </w:r>
+          </w:p>
+        </w:tc>
+        <w:tc>
+          <w:tcPr>
+            <w:tcW w:type="dxa" w:w="2880"/>
+          </w:tcPr>
+          <w:p>
+            <w:r>
+              <w:rPr>
+                <w:b w:val="0"/>
+              </w:rPr>
+              <w:t>예배와 따뜻한 만남으로 예수님의 사랑을 나눕니다.</w:t>
+            </w:r>
+          </w:p>
+        </w:tc>
+      </w:tr>
+      <w:tr>
+        <w:tc>
+          <w:tcPr>
+            <w:tcW w:type="dxa" w:w="2880"/>
+          </w:tcPr>
+          <w:p>
+            <w:r>
+              <w:rPr>
+                <w:b w:val="0"/>
+              </w:rPr>
+              <w:t>2)</w:t>
+            </w:r>
+          </w:p>
+        </w:tc>
+        <w:tc>
+          <w:tcPr>
+            <w:tcW w:type="dxa" w:w="2880"/>
+          </w:tcPr>
+          <w:p>
+            <w:r>
+              <w:rPr>
+                <w:b w:val="0"/>
+              </w:rPr>
+              <w:t>함께 만나고 함께 나누는 좋은 소식</w:t>
+            </w:r>
+          </w:p>
+        </w:tc>
+        <w:tc>
+          <w:tcPr>
+            <w:tcW w:type="dxa" w:w="2880"/>
+          </w:tcPr>
+          <w:p>
+            <w:r>
+              <w:rPr>
+                <w:b w:val="0"/>
+              </w:rPr>
+              <w:t>처음 오시는 분도 편안하게 참여하실 수 있습니다.</w:t>
+            </w:r>
+          </w:p>
+        </w:tc>
+      </w:tr>
+      <w:tr>
+        <w:tc>
+          <w:tcPr>
+            <w:tcW w:type="dxa" w:w="2880"/>
+          </w:tcPr>
+          <w:p>
+            <w:r>
+              <w:rPr>
+                <w:b w:val="0"/>
+              </w:rPr>
+              <w:t>3)</w:t>
+            </w:r>
+          </w:p>
+        </w:tc>
+        <w:tc>
+          <w:tcPr>
+            <w:tcW w:type="dxa" w:w="2880"/>
+          </w:tcPr>
+          <w:p>
+            <w:r>
+              <w:rPr>
+                <w:b w:val="0"/>
+              </w:rPr>
+              <w:t>이웃과 함께하는 복음의 초대</w:t>
+            </w:r>
+          </w:p>
+        </w:tc>
+        <w:tc>
+          <w:tcPr>
+            <w:tcW w:type="dxa" w:w="2880"/>
+          </w:tcPr>
+          <w:p>
+            <w:r>
+              <w:rPr>
+                <w:b w:val="0"/>
+              </w:rPr>
+              <w:t>서로의 이야기를 듣고 소망의 소식을 나눕니다.</w:t>
+            </w:r>
+          </w:p>
+        </w:tc>
+      </w:tr>
+    </w:tbl>
+    <w:p/>
+    <w:p>
+      <w:r>
+        <w:rPr>
+          <w:b w:val="0"/>
+        </w:rPr>
+        <w:t>마. 성탄행사</w:t>
+      </w:r>
+    </w:p>
+    <w:tbl>
+      <w:tblPr>
+        <w:tblStyle w:val="TableGrid"/>
+        <w:tblW w:type="auto" w:w="0"/>
+        <w:tblLook w:firstColumn="1" w:firstRow="1" w:lastColumn="0" w:lastRow="0" w:noHBand="0" w:noVBand="1" w:val="04A0"/>
+      </w:tblPr>
+      <w:tblGrid>
+        <w:gridCol w:w="2880"/>
+        <w:gridCol w:w="2880"/>
+        <w:gridCol w:w="2880"/>
+      </w:tblGrid>
+      <w:tr>
+        <w:tc>
+          <w:tcPr>
+            <w:tcW w:type="dxa" w:w="2880"/>
+          </w:tcPr>
+          <w:p>
+            <w:r>
+              <w:rPr>
+                <w:b/>
+              </w:rPr>
+              <w:t>구분</w:t>
+            </w:r>
+          </w:p>
+        </w:tc>
+        <w:tc>
+          <w:tcPr>
+            <w:tcW w:type="dxa" w:w="2880"/>
+          </w:tcPr>
+          <w:p>
+            <w:r>
+              <w:rPr>
+                <w:b/>
+              </w:rPr>
+              <w:t>큰 제목</w:t>
+            </w:r>
+          </w:p>
+        </w:tc>
+        <w:tc>
+          <w:tcPr>
+            <w:tcW w:type="dxa" w:w="2880"/>
+          </w:tcPr>
+          <w:p>
+            <w:r>
+              <w:rPr>
+                <w:b/>
+              </w:rPr>
+              <w:t>부제</w:t>
+            </w:r>
+          </w:p>
+        </w:tc>
+      </w:tr>
+      <w:tr>
+        <w:tc>
+          <w:tcPr>
+            <w:tcW w:type="dxa" w:w="2880"/>
+          </w:tcPr>
+          <w:p>
+            <w:r>
+              <w:rPr>
+                <w:b w:val="0"/>
+              </w:rPr>
+              <w:t>1)</w:t>
+            </w:r>
+          </w:p>
+        </w:tc>
+        <w:tc>
+          <w:tcPr>
+            <w:tcW w:type="dxa" w:w="2880"/>
+          </w:tcPr>
+          <w:p>
+            <w:r>
+              <w:rPr>
+                <w:b w:val="0"/>
+              </w:rPr>
+              <w:t>우리 가운데 오신 예수님</w:t>
+            </w:r>
+          </w:p>
+        </w:tc>
+        <w:tc>
+          <w:tcPr>
+            <w:tcW w:type="dxa" w:w="2880"/>
+          </w:tcPr>
+          <w:p>
+            <w:r>
+              <w:rPr>
+                <w:b w:val="0"/>
+              </w:rPr>
+              <w:t>성탄의 기쁨을 예배와 찬양으로 함께 나눕니다.</w:t>
+            </w:r>
+          </w:p>
+        </w:tc>
+      </w:tr>
+      <w:tr>
+        <w:tc>
+          <w:tcPr>
+            <w:tcW w:type="dxa" w:w="2880"/>
+          </w:tcPr>
+          <w:p>
+            <w:r>
+              <w:rPr>
+                <w:b w:val="0"/>
+              </w:rPr>
+              <w:t>2)</w:t>
+            </w:r>
+          </w:p>
+        </w:tc>
+        <w:tc>
+          <w:tcPr>
+            <w:tcW w:type="dxa" w:w="2880"/>
+          </w:tcPr>
+          <w:p>
+            <w:r>
+              <w:rPr>
+                <w:b w:val="0"/>
+              </w:rPr>
+              <w:t>기쁜 성탄, 함께 드리는 찬양</w:t>
+            </w:r>
+          </w:p>
+        </w:tc>
+        <w:tc>
+          <w:tcPr>
+            <w:tcW w:type="dxa" w:w="2880"/>
+          </w:tcPr>
+          <w:p>
+            <w:r>
+              <w:rPr>
+                <w:b w:val="0"/>
+              </w:rPr>
+              <w:t>예수님의 나심을 기억하며 감사의 마음을 모읍니다.</w:t>
+            </w:r>
+          </w:p>
+        </w:tc>
+      </w:tr>
+      <w:tr>
+        <w:tc>
+          <w:tcPr>
+            <w:tcW w:type="dxa" w:w="2880"/>
+          </w:tcPr>
+          <w:p>
+            <w:r>
+              <w:rPr>
+                <w:b w:val="0"/>
+              </w:rPr>
+              <w:t>3)</w:t>
+            </w:r>
+          </w:p>
+        </w:tc>
+        <w:tc>
+          <w:tcPr>
+            <w:tcW w:type="dxa" w:w="2880"/>
+          </w:tcPr>
+          <w:p>
+            <w:r>
+              <w:rPr>
+                <w:b w:val="0"/>
+              </w:rPr>
+              <w:t>이웃과 함께 나누는 성탄의 기쁨</w:t>
+            </w:r>
+          </w:p>
+        </w:tc>
+        <w:tc>
+          <w:tcPr>
+            <w:tcW w:type="dxa" w:w="2880"/>
+          </w:tcPr>
+          <w:p>
+            <w:r>
+              <w:rPr>
+                <w:b w:val="0"/>
+              </w:rPr>
+              <w:t>사랑과 환대가 있는 성탄의 자리에 초대합니다.</w:t>
+            </w:r>
+          </w:p>
+        </w:tc>
+      </w:tr>
+    </w:tbl>
+    <w:p/>
+    <w:p>
+      <w:pPr>
+        <w:pStyle w:val="ListNumber"/>
+      </w:pPr>
+      <w:r>
+        <w:rPr>
+          <w:b w:val="0"/>
+        </w:rPr>
+        <w:t>포스터 배치 및 제작 점검</w:t>
+      </w:r>
+    </w:p>
+    <w:p>
+      <w:r>
+        <w:rPr>
+          <w:b w:val="0"/>
+        </w:rPr>
+        <w:t>가. 배치 원칙</w:t>
+      </w:r>
+    </w:p>
+    <w:tbl>
+      <w:tblPr>
+        <w:tblStyle w:val="TableGrid"/>
+        <w:tblW w:type="auto" w:w="0"/>
+        <w:tblLook w:firstColumn="1" w:firstRow="1" w:lastColumn="0" w:lastRow="0" w:noHBand="0" w:noVBand="1" w:val="04A0"/>
+      </w:tblPr>
+      <w:tblGrid>
+        <w:gridCol w:w="2880"/>
+        <w:gridCol w:w="2880"/>
+        <w:gridCol w:w="2880"/>
+      </w:tblGrid>
+      <w:tr>
+        <w:tc>
+          <w:tcPr>
+            <w:tcW w:type="dxa" w:w="2880"/>
+          </w:tcPr>
+          <w:p>
+            <w:r>
+              <w:rPr>
+                <w:b/>
+              </w:rPr>
+              <w:t>위치</w:t>
+            </w:r>
+          </w:p>
+        </w:tc>
+        <w:tc>
+          <w:tcPr>
+            <w:tcW w:type="dxa" w:w="2880"/>
+          </w:tcPr>
+          <w:p>
+            <w:r>
+              <w:rPr>
+                <w:b/>
+              </w:rPr>
+              <w:t>배치 내용</w:t>
+            </w:r>
+          </w:p>
+        </w:tc>
+        <w:tc>
+          <w:tcPr>
+            <w:tcW w:type="dxa" w:w="2880"/>
+          </w:tcPr>
+          <w:p>
+            <w:r>
+              <w:rPr>
+                <w:b/>
+              </w:rPr>
+              <w:t>작성 요령</w:t>
+            </w:r>
+          </w:p>
+        </w:tc>
+      </w:tr>
+      <w:tr>
+        <w:tc>
+          <w:tcPr>
+            <w:tcW w:type="dxa" w:w="2880"/>
+          </w:tcPr>
+          <w:p>
+            <w:r>
+              <w:rPr>
+                <w:b w:val="0"/>
+              </w:rPr>
+              <w:t>상단</w:t>
+            </w:r>
+          </w:p>
+        </w:tc>
+        <w:tc>
+          <w:tcPr>
+            <w:tcW w:type="dxa" w:w="2880"/>
+          </w:tcPr>
+          <w:p>
+            <w:r>
+              <w:rPr>
+                <w:b w:val="0"/>
+              </w:rPr>
+              <w:t>교회·부서명, 큰 제목</w:t>
+            </w:r>
+          </w:p>
+        </w:tc>
+        <w:tc>
+          <w:tcPr>
+            <w:tcW w:type="dxa" w:w="2880"/>
+          </w:tcPr>
+          <w:p>
+            <w:r>
+              <w:rPr>
+                <w:b w:val="0"/>
+              </w:rPr>
+              <w:t>큰 제목을 가장 크게 표시하고 한눈에 읽히도록 구성합니다.</w:t>
+            </w:r>
+          </w:p>
+        </w:tc>
+      </w:tr>
+      <w:tr>
+        <w:tc>
+          <w:tcPr>
+            <w:tcW w:type="dxa" w:w="2880"/>
+          </w:tcPr>
+          <w:p>
+            <w:r>
+              <w:rPr>
+                <w:b w:val="0"/>
+              </w:rPr>
+              <w:t>중앙</w:t>
+            </w:r>
+          </w:p>
+        </w:tc>
+        <w:tc>
+          <w:tcPr>
+            <w:tcW w:type="dxa" w:w="2880"/>
+          </w:tcPr>
+          <w:p>
+            <w:r>
+              <w:rPr>
+                <w:b w:val="0"/>
+              </w:rPr>
+              <w:t>부제, 행사 이미지, 주제 말씀</w:t>
+            </w:r>
+          </w:p>
+        </w:tc>
+        <w:tc>
+          <w:tcPr>
+            <w:tcW w:type="dxa" w:w="2880"/>
+          </w:tcPr>
+          <w:p>
+            <w:r>
+              <w:rPr>
+                <w:b w:val="0"/>
+              </w:rPr>
+              <w:t>부제는 두 줄 이내로 작성하고 글자와 이미지가 겹치지 않게 합니다.</w:t>
+            </w:r>
+          </w:p>
+        </w:tc>
+      </w:tr>
+      <w:tr>
+        <w:tc>
+          <w:tcPr>
+            <w:tcW w:type="dxa" w:w="2880"/>
+          </w:tcPr>
+          <w:p>
+            <w:r>
+              <w:rPr>
+                <w:b w:val="0"/>
+              </w:rPr>
+              <w:t>하단</w:t>
+            </w:r>
+          </w:p>
+        </w:tc>
+        <w:tc>
+          <w:tcPr>
+            <w:tcW w:type="dxa" w:w="2880"/>
+          </w:tcPr>
+          <w:p>
+            <w:r>
+              <w:rPr>
+                <w:b w:val="0"/>
+              </w:rPr>
+              <w:t>일시·장소·대상·참가비</w:t>
+            </w:r>
+          </w:p>
+        </w:tc>
+        <w:tc>
+          <w:tcPr>
+            <w:tcW w:type="dxa" w:w="2880"/>
+          </w:tcPr>
+          <w:p>
+            <w:r>
+              <w:rPr>
+                <w:b w:val="0"/>
+              </w:rPr>
+              <w:t>정보별로 줄을 나누고 배경과 글자색의 명도 차이를 확보합니다.</w:t>
+            </w:r>
+          </w:p>
+        </w:tc>
+      </w:tr>
+      <w:tr>
+        <w:tc>
+          <w:tcPr>
+            <w:tcW w:type="dxa" w:w="2880"/>
+          </w:tcPr>
+          <w:p>
+            <w:r>
+              <w:rPr>
+                <w:b w:val="0"/>
+              </w:rPr>
+              <w:t>맨 아래</w:t>
+            </w:r>
+          </w:p>
+        </w:tc>
+        <w:tc>
+          <w:tcPr>
+            <w:tcW w:type="dxa" w:w="2880"/>
+          </w:tcPr>
+          <w:p>
+            <w:r>
+              <w:rPr>
+                <w:b w:val="0"/>
+              </w:rPr>
+              <w:t>신청 기한·방법·공식 문의처</w:t>
+            </w:r>
+          </w:p>
+        </w:tc>
+        <w:tc>
+          <w:tcPr>
+            <w:tcW w:type="dxa" w:w="2880"/>
+          </w:tcPr>
+          <w:p>
+            <w:r>
+              <w:rPr>
+                <w:b w:val="0"/>
+              </w:rPr>
+              <w:t>신청용 QR코드와 함께 접속 주소 또는 대체 신청 방법을 표시합니다.</w:t>
+            </w:r>
+          </w:p>
+        </w:tc>
+      </w:tr>
+    </w:tbl>
+    <w:p/>
+    <w:p>
+      <w:r>
+        <w:rPr>
+          <w:b w:val="0"/>
+        </w:rPr>
+        <w:t>나. 제작·게시 업무</w:t>
+      </w:r>
+    </w:p>
+    <w:tbl>
+      <w:tblPr>
+        <w:tblStyle w:val="TableGrid"/>
+        <w:tblW w:type="auto" w:w="0"/>
+        <w:tblLook w:firstColumn="1" w:firstRow="1" w:lastColumn="0" w:lastRow="0" w:noHBand="0" w:noVBand="1" w:val="04A0"/>
+      </w:tblPr>
+      <w:tblGrid>
+        <w:gridCol w:w="2160"/>
+        <w:gridCol w:w="2160"/>
+        <w:gridCol w:w="2160"/>
+        <w:gridCol w:w="2160"/>
+      </w:tblGrid>
+      <w:tr>
+        <w:tc>
+          <w:tcPr>
+            <w:tcW w:type="dxa" w:w="2160"/>
+          </w:tcPr>
+          <w:p>
+            <w:r>
+              <w:rPr>
+                <w:b/>
+              </w:rPr>
+              <w:t>업무</w:t>
+            </w:r>
+          </w:p>
+        </w:tc>
+        <w:tc>
+          <w:tcPr>
+            <w:tcW w:type="dxa" w:w="2160"/>
+          </w:tcPr>
+          <w:p>
+            <w:r>
+              <w:rPr>
+                <w:b/>
+              </w:rPr>
+              <w:t>담당</w:t>
+            </w:r>
+          </w:p>
+        </w:tc>
+        <w:tc>
+          <w:tcPr>
+            <w:tcW w:type="dxa" w:w="2160"/>
+          </w:tcPr>
+          <w:p>
+            <w:r>
+              <w:rPr>
+                <w:b/>
+              </w:rPr>
+              <w:t>기한</w:t>
+            </w:r>
+          </w:p>
+        </w:tc>
+        <w:tc>
+          <w:tcPr>
+            <w:tcW w:type="dxa" w:w="2160"/>
+          </w:tcPr>
+          <w:p>
+            <w:r>
+              <w:rPr>
+                <w:b/>
+              </w:rPr>
+              <w:t>확인</w:t>
+            </w:r>
+          </w:p>
+        </w:tc>
+      </w:tr>
+      <w:tr>
+        <w:tc>
+          <w:tcPr>
+            <w:tcW w:type="dxa" w:w="2160"/>
+          </w:tcPr>
+          <w:p>
+            <w:r>
+              <w:rPr>
+                <w:b w:val="0"/>
+              </w:rPr>
+              <w:t>행사명·일시·장소·대상·참가비 확정</w:t>
+            </w:r>
+          </w:p>
+        </w:tc>
+        <w:tc>
+          <w:tcPr>
+            <w:tcW w:type="dxa" w:w="2160"/>
+          </w:tcPr>
+          <w:p>
+            <w:r>
+              <w:rPr>
+                <w:b w:val="0"/>
+              </w:rPr>
+              <w:t>________</w:t>
+            </w:r>
+          </w:p>
+        </w:tc>
+        <w:tc>
+          <w:tcPr>
+            <w:tcW w:type="dxa" w:w="2160"/>
+          </w:tcPr>
+          <w:p>
+            <w:r>
+              <w:rPr>
+                <w:b w:val="0"/>
+              </w:rPr>
+              <w:t>________</w:t>
+            </w:r>
+          </w:p>
+        </w:tc>
+        <w:tc>
+          <w:tcPr>
+            <w:tcW w:type="dxa" w:w="2160"/>
+          </w:tcPr>
+          <w:p>
+            <w:r>
+              <w:rPr>
+                <w:b w:val="0"/>
+              </w:rPr>
+              <w:t>________</w:t>
+            </w:r>
+          </w:p>
+        </w:tc>
+      </w:tr>
+      <w:tr>
+        <w:tc>
+          <w:tcPr>
+            <w:tcW w:type="dxa" w:w="2160"/>
+          </w:tcPr>
+          <w:p>
+            <w:r>
+              <w:rPr>
+                <w:b w:val="0"/>
+              </w:rPr>
+              <w:t>문구 선택 및 포스터 편집</w:t>
+            </w:r>
+          </w:p>
+        </w:tc>
+        <w:tc>
+          <w:tcPr>
+            <w:tcW w:type="dxa" w:w="2160"/>
+          </w:tcPr>
+          <w:p>
+            <w:r>
+              <w:rPr>
+                <w:b w:val="0"/>
+              </w:rPr>
+              <w:t>________</w:t>
+            </w:r>
+          </w:p>
+        </w:tc>
+        <w:tc>
+          <w:tcPr>
+            <w:tcW w:type="dxa" w:w="2160"/>
+          </w:tcPr>
+          <w:p>
+            <w:r>
+              <w:rPr>
+                <w:b w:val="0"/>
+              </w:rPr>
+              <w:t>________</w:t>
+            </w:r>
+          </w:p>
+        </w:tc>
+        <w:tc>
+          <w:tcPr>
+            <w:tcW w:type="dxa" w:w="2160"/>
+          </w:tcPr>
+          <w:p>
+            <w:r>
+              <w:rPr>
+                <w:b w:val="0"/>
+              </w:rPr>
+              <w:t>________</w:t>
+            </w:r>
+          </w:p>
+        </w:tc>
+      </w:tr>
+      <w:tr>
+        <w:tc>
+          <w:tcPr>
+            <w:tcW w:type="dxa" w:w="2160"/>
+          </w:tcPr>
+          <w:p>
+            <w:r>
+              <w:rPr>
+                <w:b w:val="0"/>
+              </w:rPr>
+              <w:t>오탈자·가독성·이미지 사용 권한 확인</w:t>
+            </w:r>
+          </w:p>
+        </w:tc>
+        <w:tc>
+          <w:tcPr>
+            <w:tcW w:type="dxa" w:w="2160"/>
+          </w:tcPr>
+          <w:p>
+            <w:r>
+              <w:rPr>
+                <w:b w:val="0"/>
+              </w:rPr>
+              <w:t>________</w:t>
+            </w:r>
+          </w:p>
+        </w:tc>
+        <w:tc>
+          <w:tcPr>
+            <w:tcW w:type="dxa" w:w="2160"/>
+          </w:tcPr>
+          <w:p>
+            <w:r>
+              <w:rPr>
+                <w:b w:val="0"/>
+              </w:rPr>
+              <w:t>________</w:t>
+            </w:r>
+          </w:p>
+        </w:tc>
+        <w:tc>
+          <w:tcPr>
+            <w:tcW w:type="dxa" w:w="2160"/>
+          </w:tcPr>
+          <w:p>
+            <w:r>
+              <w:rPr>
+                <w:b w:val="0"/>
+              </w:rPr>
+              <w:t>________</w:t>
+            </w:r>
+          </w:p>
+        </w:tc>
+      </w:tr>
+      <w:tr>
+        <w:tc>
+          <w:tcPr>
+            <w:tcW w:type="dxa" w:w="2160"/>
+          </w:tcPr>
+          <w:p>
+            <w:r>
+              <w:rPr>
+                <w:b w:val="0"/>
+              </w:rPr>
+              <w:t>신청 링크·QR코드·공식 문의처 작동 확인</w:t>
+            </w:r>
+          </w:p>
+        </w:tc>
+        <w:tc>
+          <w:tcPr>
+            <w:tcW w:type="dxa" w:w="2160"/>
+          </w:tcPr>
+          <w:p>
+            <w:r>
+              <w:rPr>
+                <w:b w:val="0"/>
+              </w:rPr>
+              <w:t>________</w:t>
+            </w:r>
+          </w:p>
+        </w:tc>
+        <w:tc>
+          <w:tcPr>
+            <w:tcW w:type="dxa" w:w="2160"/>
+          </w:tcPr>
+          <w:p>
+            <w:r>
+              <w:rPr>
+                <w:b w:val="0"/>
+              </w:rPr>
+              <w:t>________</w:t>
+            </w:r>
+          </w:p>
+        </w:tc>
+        <w:tc>
+          <w:tcPr>
+            <w:tcW w:type="dxa" w:w="2160"/>
+          </w:tcPr>
+          <w:p>
+            <w:r>
+              <w:rPr>
+                <w:b w:val="0"/>
+              </w:rPr>
+              <w:t>________</w:t>
+            </w:r>
+          </w:p>
+        </w:tc>
+      </w:tr>
+      <w:tr>
+        <w:tc>
+          <w:tcPr>
+            <w:tcW w:type="dxa" w:w="2160"/>
+          </w:tcPr>
+          <w:p>
+            <w:r>
+              <w:rPr>
+                <w:b w:val="0"/>
+              </w:rPr>
+              <w:t>교회 게시판·공식 채널 게시</w:t>
+            </w:r>
+          </w:p>
+        </w:tc>
+        <w:tc>
+          <w:tcPr>
+            <w:tcW w:type="dxa" w:w="2160"/>
+          </w:tcPr>
+          <w:p>
+            <w:r>
+              <w:rPr>
+                <w:b w:val="0"/>
+              </w:rPr>
+              <w:t>________</w:t>
+            </w:r>
+          </w:p>
+        </w:tc>
+        <w:tc>
+          <w:tcPr>
+            <w:tcW w:type="dxa" w:w="2160"/>
+          </w:tcPr>
+          <w:p>
+            <w:r>
+              <w:rPr>
+                <w:b w:val="0"/>
+              </w:rPr>
+              <w:t>________</w:t>
+            </w:r>
+          </w:p>
+        </w:tc>
+        <w:tc>
+          <w:tcPr>
+            <w:tcW w:type="dxa" w:w="2160"/>
+          </w:tcPr>
+          <w:p>
+            <w:r>
+              <w:rPr>
+                <w:b w:val="0"/>
+              </w:rPr>
+              <w:t>________</w:t>
+            </w:r>
+          </w:p>
+        </w:tc>
+      </w:tr>
+      <w:tr>
+        <w:tc>
+          <w:tcPr>
+            <w:tcW w:type="dxa" w:w="2160"/>
+          </w:tcPr>
+          <w:p>
+            <w:r>
+              <w:rPr>
+                <w:b w:val="0"/>
+              </w:rPr>
+              <w:t>행사 종료 후 게시물 회수 및 신청 인원 집계</w:t>
+            </w:r>
+          </w:p>
+        </w:tc>
+        <w:tc>
+          <w:tcPr>
+            <w:tcW w:type="dxa" w:w="2160"/>
+          </w:tcPr>
+          <w:p>
+            <w:r>
+              <w:rPr>
+                <w:b w:val="0"/>
+              </w:rPr>
+              <w:t>________</w:t>
+            </w:r>
+          </w:p>
+        </w:tc>
+        <w:tc>
+          <w:tcPr>
+            <w:tcW w:type="dxa" w:w="2160"/>
+          </w:tcPr>
+          <w:p>
+            <w:r>
+              <w:rPr>
+                <w:b w:val="0"/>
+              </w:rPr>
+              <w:t>________</w:t>
+            </w:r>
+          </w:p>
+        </w:tc>
+        <w:tc>
+          <w:tcPr>
+            <w:tcW w:type="dxa" w:w="2160"/>
+          </w:tcPr>
+          <w:p>
+            <w:r>
+              <w:rPr>
+                <w:b w:val="0"/>
+              </w:rPr>
+              <w:t>________</w:t>
+            </w:r>
+          </w:p>
+        </w:tc>
+      </w:tr>
+    </w:tbl>
+    <w:p/>
+    <w:p>
+      <w:r>
+        <w:rPr>
+          <w:b w:val="0"/>
+        </w:rPr>
+        <w:t>다. 별도 신청서 운영</w:t>
+      </w:r>
+    </w:p>
+    <w:p>
+      <w:r>
+        <w:rPr>
+          <w:b w:val="0"/>
+        </w:rPr>
+        <w:t>1) 참가자 연락처·건강정보는 필요한 경우에만 별도 신청서로 수집하고, 담당자만 열람하도록 관리합니다.</w:t>
+      </w:r>
+    </w:p>
+    <w:p>
+      <w:r>
+        <w:rPr>
+          <w:b w:val="0"/>
+        </w:rPr>
+        <w:t>2) 개인정보 수집·이용 동의: 행사 운영을 위한 ________의 수집·이용에 동의합니다(보유·이용 기간: ________). □ 동의 □ 미동의</w:t>
+      </w:r>
+    </w:p>
+    <w:p>
+      <w:r>
+        <w:rPr>
+          <w:b w:val="0"/>
+        </w:rPr>
+        <w:t>3) 신청서 관리 담당: ________ / 수집 항목·보유 기간 확인 기한: ________ / 파기 기한: ________</w:t>
       </w:r>
     </w:p>
     <w:p>
@@ -629,49 +2080,112 @@
       </w:pPr>
       <w:r>
         <w:rPr>
-          <w:b/>
+          <w:b w:val="0"/>
         </w:rPr>
-        <w:t>대비(Contrast) 활용:</w:t>
+        <w:t>발신 및 문의</w:t>
       </w:r>
+    </w:p>
+    <w:tbl>
+      <w:tblPr>
+        <w:tblStyle w:val="TableGrid"/>
+        <w:tblW w:type="auto" w:w="0"/>
+        <w:tblLook w:firstColumn="1" w:firstRow="1" w:lastColumn="0" w:lastRow="0" w:noHBand="0" w:noVBand="1" w:val="04A0"/>
+      </w:tblPr>
+      <w:tblGrid>
+        <w:gridCol w:w="2880"/>
+        <w:gridCol w:w="2880"/>
+        <w:gridCol w:w="2880"/>
+      </w:tblGrid>
+      <w:tr>
+        <w:tc>
+          <w:tcPr>
+            <w:tcW w:type="dxa" w:w="2880"/>
+          </w:tcPr>
+          <w:p>
+            <w:r>
+              <w:rPr>
+                <w:b/>
+              </w:rPr>
+              <w:t>발신 부서</w:t>
+            </w:r>
+          </w:p>
+        </w:tc>
+        <w:tc>
+          <w:tcPr>
+            <w:tcW w:type="dxa" w:w="2880"/>
+          </w:tcPr>
+          <w:p>
+            <w:r>
+              <w:rPr>
+                <w:b/>
+              </w:rPr>
+              <w:t>담당</w:t>
+            </w:r>
+          </w:p>
+        </w:tc>
+        <w:tc>
+          <w:tcPr>
+            <w:tcW w:type="dxa" w:w="2880"/>
+          </w:tcPr>
+          <w:p>
+            <w:r>
+              <w:rPr>
+                <w:b/>
+              </w:rPr>
+              <w:t>문의처</w:t>
+            </w:r>
+          </w:p>
+        </w:tc>
+      </w:tr>
+      <w:tr>
+        <w:tc>
+          <w:tcPr>
+            <w:tcW w:type="dxa" w:w="2880"/>
+          </w:tcPr>
+          <w:p>
+            <w:r>
+              <w:rPr>
+                <w:b w:val="0"/>
+              </w:rPr>
+              <w:t>(교회명) (부서명)</w:t>
+            </w:r>
+          </w:p>
+        </w:tc>
+        <w:tc>
+          <w:tcPr>
+            <w:tcW w:type="dxa" w:w="2880"/>
+          </w:tcPr>
+          <w:p>
+            <w:r>
+              <w:rPr>
+                <w:b w:val="0"/>
+              </w:rPr>
+              <w:t>________</w:t>
+            </w:r>
+          </w:p>
+        </w:tc>
+        <w:tc>
+          <w:tcPr>
+            <w:tcW w:type="dxa" w:w="2880"/>
+          </w:tcPr>
+          <w:p>
+            <w:r>
+              <w:rPr>
+                <w:b w:val="0"/>
+              </w:rPr>
+              <w:t>교회 공식 문의처 ________</w:t>
+            </w:r>
+          </w:p>
+        </w:tc>
+      </w:tr>
+    </w:tbl>
+    <w:p/>
+    <w:p>
       <w:r>
         <w:rPr>
           <w:b w:val="0"/>
         </w:rPr>
-        <w:t xml:space="preserve"> 배경색과 글자색은 대비가 강해야 합니다. (예: 어두운 배경에 흰색 글씨, 밝은 배경에 짙은 남색 글씨)</w:t>
-      </w:r>
-    </w:p>
-    <w:p>
-      <w:pPr>
-        <w:pStyle w:val="ListNumber"/>
-      </w:pPr>
-      <w:r>
-        <w:rPr>
-          <w:b/>
-        </w:rPr>
-        <w:t>이미지 선택:</w:t>
-      </w:r>
-      <w:r>
-        <w:rPr>
-          <w:b w:val="0"/>
-        </w:rPr>
-        <w:t xml:space="preserve"> 복잡한 일러스트보다 행사의 분위기(활동적인지, 정적인지)를 잘 나타내는 사진 1장이나 깔끔한 아이콘 1~2개가 훨씬 효과적입니다.</w:t>
-      </w:r>
-    </w:p>
-    <w:p>
-      <w:pPr>
-        <w:pStyle w:val="ListNumber"/>
-      </w:pPr>
-      <w:r>
-        <w:rPr>
-          <w:b/>
-        </w:rPr>
-        <w:t>QR코드 활용:</w:t>
-      </w:r>
-      <w:r>
-        <w:rPr>
-          <w:b w:val="0"/>
-        </w:rPr>
-        <w:t xml:space="preserve"> 문의사항이 많을 경우, 자세한 내용을 담은 웹페이지나 신청 구글 폼으로 연결되는 QR코드를 하단에 배치하면 포스터를 깔끔하게 유지할 수 있습니다.</w:t>
+        <w:t>끝.</w:t>
       </w:r>
     </w:p>
     <w:sectPr>
